--- a/incident-system/manual/คู่มือการใช้งานระบบรายงานอุบัติการณ์-2.8.42.docx
+++ b/incident-system/manual/คู่มือการใช้งานระบบรายงานอุบัติการณ์-2.8.42.docx
@@ -1132,9 +1132,9 @@
         </w:tblBorders>
       </w:tblPr>
       <w:tblGrid>
-        <w:gridCol w:w="2682"/>
-        <w:gridCol w:w="3080"/>
-        <w:gridCol w:w="3308"/>
+        <w:gridCol w:w="2800"/>
+        <w:gridCol w:w="2450"/>
+        <w:gridCol w:w="3820"/>
       </w:tblGrid>
       <w:tr>
         <w:trPr>
@@ -1143,7 +1143,7 @@
         </w:trPr>
         <w:tc>
           <w:tcPr>
-            <w:tcW w:type="dxa" w:w="2682"/>
+            <w:tcW w:type="dxa" w:w="2800"/>
             <w:shd w:fill="0F3057" w:color="auto" w:val="clear"/>
             <w:tcMar>
               <w:top w:type="dxa" w:w="50"/>
@@ -1151,10 +1151,12 @@
               <w:bottom w:type="dxa" w:w="50"/>
               <w:right w:type="dxa" w:w="100"/>
             </w:tcMar>
-          </w:tcPr>
-          <w:p>
-            <w:pPr>
-              <w:spacing w:after="0" w:before="0" w:line="250"/>
+            <w:vAlign w:val="center"/>
+          </w:tcPr>
+          <w:p>
+            <w:pPr>
+              <w:spacing w:after="0" w:before="0" w:line="250"/>
+              <w:jc w:val="center"/>
             </w:pPr>
             <w:r>
               <w:rPr>
@@ -1171,7 +1173,7 @@
         </w:tc>
         <w:tc>
           <w:tcPr>
-            <w:tcW w:type="dxa" w:w="3080"/>
+            <w:tcW w:type="dxa" w:w="2450"/>
             <w:shd w:fill="0F3057" w:color="auto" w:val="clear"/>
             <w:tcMar>
               <w:top w:type="dxa" w:w="50"/>
@@ -1179,10 +1181,12 @@
               <w:bottom w:type="dxa" w:w="50"/>
               <w:right w:type="dxa" w:w="100"/>
             </w:tcMar>
-          </w:tcPr>
-          <w:p>
-            <w:pPr>
-              <w:spacing w:after="0" w:before="0" w:line="250"/>
+            <w:vAlign w:val="center"/>
+          </w:tcPr>
+          <w:p>
+            <w:pPr>
+              <w:spacing w:after="0" w:before="0" w:line="250"/>
+              <w:jc w:val="center"/>
             </w:pPr>
             <w:r>
               <w:rPr>
@@ -1199,7 +1203,7 @@
         </w:tc>
         <w:tc>
           <w:tcPr>
-            <w:tcW w:type="dxa" w:w="3308"/>
+            <w:tcW w:type="dxa" w:w="3820"/>
             <w:shd w:fill="0F3057" w:color="auto" w:val="clear"/>
             <w:tcMar>
               <w:top w:type="dxa" w:w="50"/>
@@ -1207,10 +1211,12 @@
               <w:bottom w:type="dxa" w:w="50"/>
               <w:right w:type="dxa" w:w="100"/>
             </w:tcMar>
-          </w:tcPr>
-          <w:p>
-            <w:pPr>
-              <w:spacing w:after="0" w:before="0" w:line="250"/>
+            <w:vAlign w:val="center"/>
+          </w:tcPr>
+          <w:p>
+            <w:pPr>
+              <w:spacing w:after="0" w:before="0" w:line="250"/>
+              <w:jc w:val="center"/>
             </w:pPr>
             <w:r>
               <w:rPr>
@@ -1233,7 +1239,7 @@
         </w:trPr>
         <w:tc>
           <w:tcPr>
-            <w:tcW w:type="dxa" w:w="2682"/>
+            <w:tcW w:type="dxa" w:w="2800"/>
             <w:tcMar>
               <w:top w:type="dxa" w:w="50"/>
               <w:left w:type="dxa" w:w="100"/>
@@ -1260,7 +1266,7 @@
         </w:tc>
         <w:tc>
           <w:tcPr>
-            <w:tcW w:type="dxa" w:w="3080"/>
+            <w:tcW w:type="dxa" w:w="2450"/>
             <w:tcMar>
               <w:top w:type="dxa" w:w="50"/>
               <w:left w:type="dxa" w:w="100"/>
@@ -1284,7 +1290,7 @@
         </w:tc>
         <w:tc>
           <w:tcPr>
-            <w:tcW w:type="dxa" w:w="3308"/>
+            <w:tcW w:type="dxa" w:w="3820"/>
             <w:tcMar>
               <w:top w:type="dxa" w:w="50"/>
               <w:left w:type="dxa" w:w="100"/>
@@ -1314,7 +1320,7 @@
         </w:trPr>
         <w:tc>
           <w:tcPr>
-            <w:tcW w:type="dxa" w:w="2682"/>
+            <w:tcW w:type="dxa" w:w="2800"/>
             <w:shd w:fill="F8FAFC" w:color="auto" w:val="clear"/>
             <w:tcMar>
               <w:top w:type="dxa" w:w="50"/>
@@ -1342,7 +1348,7 @@
         </w:tc>
         <w:tc>
           <w:tcPr>
-            <w:tcW w:type="dxa" w:w="3080"/>
+            <w:tcW w:type="dxa" w:w="2450"/>
             <w:shd w:fill="F8FAFC" w:color="auto" w:val="clear"/>
             <w:tcMar>
               <w:top w:type="dxa" w:w="50"/>
@@ -1367,7 +1373,7 @@
         </w:tc>
         <w:tc>
           <w:tcPr>
-            <w:tcW w:type="dxa" w:w="3308"/>
+            <w:tcW w:type="dxa" w:w="3820"/>
             <w:shd w:fill="F8FAFC" w:color="auto" w:val="clear"/>
             <w:tcMar>
               <w:top w:type="dxa" w:w="50"/>
@@ -1398,7 +1404,7 @@
         </w:trPr>
         <w:tc>
           <w:tcPr>
-            <w:tcW w:type="dxa" w:w="2682"/>
+            <w:tcW w:type="dxa" w:w="2800"/>
             <w:tcMar>
               <w:top w:type="dxa" w:w="50"/>
               <w:left w:type="dxa" w:w="100"/>
@@ -1425,7 +1431,7 @@
         </w:tc>
         <w:tc>
           <w:tcPr>
-            <w:tcW w:type="dxa" w:w="3080"/>
+            <w:tcW w:type="dxa" w:w="2450"/>
             <w:tcMar>
               <w:top w:type="dxa" w:w="50"/>
               <w:left w:type="dxa" w:w="100"/>
@@ -1449,7 +1455,7 @@
         </w:tc>
         <w:tc>
           <w:tcPr>
-            <w:tcW w:type="dxa" w:w="3308"/>
+            <w:tcW w:type="dxa" w:w="3820"/>
             <w:tcMar>
               <w:top w:type="dxa" w:w="50"/>
               <w:left w:type="dxa" w:w="100"/>
@@ -1479,7 +1485,7 @@
         </w:trPr>
         <w:tc>
           <w:tcPr>
-            <w:tcW w:type="dxa" w:w="2682"/>
+            <w:tcW w:type="dxa" w:w="2800"/>
             <w:shd w:fill="F8FAFC" w:color="auto" w:val="clear"/>
             <w:tcMar>
               <w:top w:type="dxa" w:w="50"/>
@@ -1507,7 +1513,7 @@
         </w:tc>
         <w:tc>
           <w:tcPr>
-            <w:tcW w:type="dxa" w:w="3080"/>
+            <w:tcW w:type="dxa" w:w="2450"/>
             <w:shd w:fill="F8FAFC" w:color="auto" w:val="clear"/>
             <w:tcMar>
               <w:top w:type="dxa" w:w="50"/>
@@ -1532,7 +1538,7 @@
         </w:tc>
         <w:tc>
           <w:tcPr>
-            <w:tcW w:type="dxa" w:w="3308"/>
+            <w:tcW w:type="dxa" w:w="3820"/>
             <w:shd w:fill="F8FAFC" w:color="auto" w:val="clear"/>
             <w:tcMar>
               <w:top w:type="dxa" w:w="50"/>
@@ -1563,7 +1569,7 @@
         </w:trPr>
         <w:tc>
           <w:tcPr>
-            <w:tcW w:type="dxa" w:w="2682"/>
+            <w:tcW w:type="dxa" w:w="2800"/>
             <w:tcMar>
               <w:top w:type="dxa" w:w="50"/>
               <w:left w:type="dxa" w:w="100"/>
@@ -1590,7 +1596,7 @@
         </w:tc>
         <w:tc>
           <w:tcPr>
-            <w:tcW w:type="dxa" w:w="3080"/>
+            <w:tcW w:type="dxa" w:w="2450"/>
             <w:tcMar>
               <w:top w:type="dxa" w:w="50"/>
               <w:left w:type="dxa" w:w="100"/>
@@ -1614,7 +1620,7 @@
         </w:tc>
         <w:tc>
           <w:tcPr>
-            <w:tcW w:type="dxa" w:w="3308"/>
+            <w:tcW w:type="dxa" w:w="3820"/>
             <w:tcMar>
               <w:top w:type="dxa" w:w="50"/>
               <w:left w:type="dxa" w:w="100"/>
@@ -1644,7 +1650,7 @@
         </w:trPr>
         <w:tc>
           <w:tcPr>
-            <w:tcW w:type="dxa" w:w="2682"/>
+            <w:tcW w:type="dxa" w:w="2800"/>
             <w:shd w:fill="F8FAFC" w:color="auto" w:val="clear"/>
             <w:tcMar>
               <w:top w:type="dxa" w:w="50"/>
@@ -1672,7 +1678,7 @@
         </w:tc>
         <w:tc>
           <w:tcPr>
-            <w:tcW w:type="dxa" w:w="3080"/>
+            <w:tcW w:type="dxa" w:w="2450"/>
             <w:shd w:fill="F8FAFC" w:color="auto" w:val="clear"/>
             <w:tcMar>
               <w:top w:type="dxa" w:w="50"/>
@@ -1697,7 +1703,7 @@
         </w:tc>
         <w:tc>
           <w:tcPr>
-            <w:tcW w:type="dxa" w:w="3308"/>
+            <w:tcW w:type="dxa" w:w="3820"/>
             <w:shd w:fill="F8FAFC" w:color="auto" w:val="clear"/>
             <w:tcMar>
               <w:top w:type="dxa" w:w="50"/>
@@ -1728,7 +1734,7 @@
         </w:trPr>
         <w:tc>
           <w:tcPr>
-            <w:tcW w:type="dxa" w:w="2682"/>
+            <w:tcW w:type="dxa" w:w="2800"/>
             <w:tcMar>
               <w:top w:type="dxa" w:w="50"/>
               <w:left w:type="dxa" w:w="100"/>
@@ -1755,7 +1761,7 @@
         </w:tc>
         <w:tc>
           <w:tcPr>
-            <w:tcW w:type="dxa" w:w="3080"/>
+            <w:tcW w:type="dxa" w:w="2450"/>
             <w:tcMar>
               <w:top w:type="dxa" w:w="50"/>
               <w:left w:type="dxa" w:w="100"/>
@@ -1779,7 +1785,7 @@
         </w:tc>
         <w:tc>
           <w:tcPr>
-            <w:tcW w:type="dxa" w:w="3308"/>
+            <w:tcW w:type="dxa" w:w="3820"/>
             <w:tcMar>
               <w:top w:type="dxa" w:w="50"/>
               <w:left w:type="dxa" w:w="100"/>
@@ -1809,7 +1815,7 @@
         </w:trPr>
         <w:tc>
           <w:tcPr>
-            <w:tcW w:type="dxa" w:w="2682"/>
+            <w:tcW w:type="dxa" w:w="2800"/>
             <w:shd w:fill="F8FAFC" w:color="auto" w:val="clear"/>
             <w:tcMar>
               <w:top w:type="dxa" w:w="50"/>
@@ -1837,7 +1843,7 @@
         </w:tc>
         <w:tc>
           <w:tcPr>
-            <w:tcW w:type="dxa" w:w="3080"/>
+            <w:tcW w:type="dxa" w:w="2450"/>
             <w:shd w:fill="F8FAFC" w:color="auto" w:val="clear"/>
             <w:tcMar>
               <w:top w:type="dxa" w:w="50"/>
@@ -1862,7 +1868,7 @@
         </w:tc>
         <w:tc>
           <w:tcPr>
-            <w:tcW w:type="dxa" w:w="3308"/>
+            <w:tcW w:type="dxa" w:w="3820"/>
             <w:shd w:fill="F8FAFC" w:color="auto" w:val="clear"/>
             <w:tcMar>
               <w:top w:type="dxa" w:w="50"/>
@@ -1893,7 +1899,7 @@
         </w:trPr>
         <w:tc>
           <w:tcPr>
-            <w:tcW w:type="dxa" w:w="2682"/>
+            <w:tcW w:type="dxa" w:w="2800"/>
             <w:tcMar>
               <w:top w:type="dxa" w:w="50"/>
               <w:left w:type="dxa" w:w="100"/>
@@ -1920,7 +1926,7 @@
         </w:tc>
         <w:tc>
           <w:tcPr>
-            <w:tcW w:type="dxa" w:w="3080"/>
+            <w:tcW w:type="dxa" w:w="2450"/>
             <w:tcMar>
               <w:top w:type="dxa" w:w="50"/>
               <w:left w:type="dxa" w:w="100"/>
@@ -1944,7 +1950,7 @@
         </w:tc>
         <w:tc>
           <w:tcPr>
-            <w:tcW w:type="dxa" w:w="3308"/>
+            <w:tcW w:type="dxa" w:w="3820"/>
             <w:tcMar>
               <w:top w:type="dxa" w:w="50"/>
               <w:left w:type="dxa" w:w="100"/>
@@ -1974,7 +1980,7 @@
         </w:trPr>
         <w:tc>
           <w:tcPr>
-            <w:tcW w:type="dxa" w:w="2682"/>
+            <w:tcW w:type="dxa" w:w="2800"/>
             <w:shd w:fill="F8FAFC" w:color="auto" w:val="clear"/>
             <w:tcMar>
               <w:top w:type="dxa" w:w="50"/>
@@ -2002,7 +2008,7 @@
         </w:tc>
         <w:tc>
           <w:tcPr>
-            <w:tcW w:type="dxa" w:w="3080"/>
+            <w:tcW w:type="dxa" w:w="2450"/>
             <w:shd w:fill="F8FAFC" w:color="auto" w:val="clear"/>
             <w:tcMar>
               <w:top w:type="dxa" w:w="50"/>
@@ -2027,7 +2033,7 @@
         </w:tc>
         <w:tc>
           <w:tcPr>
-            <w:tcW w:type="dxa" w:w="3308"/>
+            <w:tcW w:type="dxa" w:w="3820"/>
             <w:shd w:fill="F8FAFC" w:color="auto" w:val="clear"/>
             <w:tcMar>
               <w:top w:type="dxa" w:w="50"/>
@@ -2089,6 +2095,7 @@
           <w:numId w:val="2"/>
         </w:numPr>
         <w:spacing w:after="50" w:before="30" w:line="290"/>
+        <w:jc w:val="thaiDistribute"/>
       </w:pPr>
       <w:r>
         <w:rPr>
@@ -2124,6 +2131,7 @@
           <w:numId w:val="2"/>
         </w:numPr>
         <w:spacing w:after="50" w:before="30" w:line="290"/>
+        <w:jc w:val="thaiDistribute"/>
       </w:pPr>
       <w:r>
         <w:rPr>
@@ -2160,6 +2168,7 @@
           <w:numId w:val="2"/>
         </w:numPr>
         <w:spacing w:after="50" w:before="30" w:line="290"/>
+        <w:jc w:val="thaiDistribute"/>
       </w:pPr>
       <w:r>
         <w:rPr>
@@ -2257,6 +2266,7 @@
         <w:shd w:fill="F1F5F8" w:color="auto" w:val="clear"/>
         <w:spacing w:after="40" w:before="20" w:line="280"/>
         <w:ind w:left="520" w:hanging="420"/>
+        <w:jc w:val="thaiDistribute"/>
       </w:pPr>
       <w:r>
         <w:rPr>
@@ -2290,6 +2300,7 @@
         <w:shd w:fill="F1F5F8" w:color="auto" w:val="clear"/>
         <w:spacing w:after="40" w:before="20" w:line="280"/>
         <w:ind w:left="520" w:hanging="420"/>
+        <w:jc w:val="thaiDistribute"/>
       </w:pPr>
       <w:r>
         <w:rPr>
@@ -2331,6 +2342,7 @@
         <w:shd w:fill="FFF2E4" w:color="auto" w:val="clear"/>
         <w:spacing w:after="140" w:before="100" w:line="300"/>
         <w:ind w:left="120" w:right="120"/>
+        <w:jc w:val="thaiDistribute"/>
       </w:pPr>
       <w:r>
         <w:rPr>
@@ -2392,10 +2404,10 @@
         </w:tblBorders>
       </w:tblPr>
       <w:tblGrid>
-        <w:gridCol w:w="1688"/>
-        <w:gridCol w:w="2629"/>
-        <w:gridCol w:w="2454"/>
-        <w:gridCol w:w="2299"/>
+        <w:gridCol w:w="700"/>
+        <w:gridCol w:w="3200"/>
+        <w:gridCol w:w="2700"/>
+        <w:gridCol w:w="2470"/>
       </w:tblGrid>
       <w:tr>
         <w:trPr>
@@ -2404,7 +2416,7 @@
         </w:trPr>
         <w:tc>
           <w:tcPr>
-            <w:tcW w:type="dxa" w:w="1688"/>
+            <w:tcW w:type="dxa" w:w="700"/>
             <w:shd w:fill="0F3057" w:color="auto" w:val="clear"/>
             <w:tcMar>
               <w:top w:type="dxa" w:w="50"/>
@@ -2412,10 +2424,12 @@
               <w:bottom w:type="dxa" w:w="50"/>
               <w:right w:type="dxa" w:w="100"/>
             </w:tcMar>
-          </w:tcPr>
-          <w:p>
-            <w:pPr>
-              <w:spacing w:after="0" w:before="0" w:line="250"/>
+            <w:vAlign w:val="center"/>
+          </w:tcPr>
+          <w:p>
+            <w:pPr>
+              <w:spacing w:after="0" w:before="0" w:line="250"/>
+              <w:jc w:val="center"/>
             </w:pPr>
             <w:r>
               <w:rPr>
@@ -2432,7 +2446,7 @@
         </w:tc>
         <w:tc>
           <w:tcPr>
-            <w:tcW w:type="dxa" w:w="2629"/>
+            <w:tcW w:type="dxa" w:w="3200"/>
             <w:shd w:fill="0F3057" w:color="auto" w:val="clear"/>
             <w:tcMar>
               <w:top w:type="dxa" w:w="50"/>
@@ -2440,10 +2454,12 @@
               <w:bottom w:type="dxa" w:w="50"/>
               <w:right w:type="dxa" w:w="100"/>
             </w:tcMar>
-          </w:tcPr>
-          <w:p>
-            <w:pPr>
-              <w:spacing w:after="0" w:before="0" w:line="250"/>
+            <w:vAlign w:val="center"/>
+          </w:tcPr>
+          <w:p>
+            <w:pPr>
+              <w:spacing w:after="0" w:before="0" w:line="250"/>
+              <w:jc w:val="center"/>
             </w:pPr>
             <w:r>
               <w:rPr>
@@ -2460,7 +2476,7 @@
         </w:tc>
         <w:tc>
           <w:tcPr>
-            <w:tcW w:type="dxa" w:w="2454"/>
+            <w:tcW w:type="dxa" w:w="2700"/>
             <w:shd w:fill="0F3057" w:color="auto" w:val="clear"/>
             <w:tcMar>
               <w:top w:type="dxa" w:w="50"/>
@@ -2468,10 +2484,12 @@
               <w:bottom w:type="dxa" w:w="50"/>
               <w:right w:type="dxa" w:w="100"/>
             </w:tcMar>
-          </w:tcPr>
-          <w:p>
-            <w:pPr>
-              <w:spacing w:after="0" w:before="0" w:line="250"/>
+            <w:vAlign w:val="center"/>
+          </w:tcPr>
+          <w:p>
+            <w:pPr>
+              <w:spacing w:after="0" w:before="0" w:line="250"/>
+              <w:jc w:val="center"/>
             </w:pPr>
             <w:r>
               <w:rPr>
@@ -2488,7 +2506,7 @@
         </w:tc>
         <w:tc>
           <w:tcPr>
-            <w:tcW w:type="dxa" w:w="2299"/>
+            <w:tcW w:type="dxa" w:w="2470"/>
             <w:shd w:fill="0F3057" w:color="auto" w:val="clear"/>
             <w:tcMar>
               <w:top w:type="dxa" w:w="50"/>
@@ -2496,10 +2514,12 @@
               <w:bottom w:type="dxa" w:w="50"/>
               <w:right w:type="dxa" w:w="100"/>
             </w:tcMar>
-          </w:tcPr>
-          <w:p>
-            <w:pPr>
-              <w:spacing w:after="0" w:before="0" w:line="250"/>
+            <w:vAlign w:val="center"/>
+          </w:tcPr>
+          <w:p>
+            <w:pPr>
+              <w:spacing w:after="0" w:before="0" w:line="250"/>
+              <w:jc w:val="center"/>
             </w:pPr>
             <w:r>
               <w:rPr>
@@ -2522,17 +2542,18 @@
         </w:trPr>
         <w:tc>
           <w:tcPr>
-            <w:tcW w:type="dxa" w:w="1688"/>
-            <w:tcMar>
-              <w:top w:type="dxa" w:w="50"/>
-              <w:left w:type="dxa" w:w="100"/>
-              <w:bottom w:type="dxa" w:w="50"/>
-              <w:right w:type="dxa" w:w="100"/>
-            </w:tcMar>
-          </w:tcPr>
-          <w:p>
-            <w:pPr>
-              <w:spacing w:after="0" w:before="0" w:line="250"/>
+            <w:tcW w:type="dxa" w:w="700"/>
+            <w:tcMar>
+              <w:top w:type="dxa" w:w="50"/>
+              <w:left w:type="dxa" w:w="100"/>
+              <w:bottom w:type="dxa" w:w="50"/>
+              <w:right w:type="dxa" w:w="100"/>
+            </w:tcMar>
+          </w:tcPr>
+          <w:p>
+            <w:pPr>
+              <w:spacing w:after="0" w:before="0" w:line="250"/>
+              <w:jc w:val="center"/>
             </w:pPr>
             <w:r>
               <w:rPr>
@@ -2546,7 +2567,7 @@
         </w:tc>
         <w:tc>
           <w:tcPr>
-            <w:tcW w:type="dxa" w:w="2629"/>
+            <w:tcW w:type="dxa" w:w="3200"/>
             <w:tcMar>
               <w:top w:type="dxa" w:w="50"/>
               <w:left w:type="dxa" w:w="100"/>
@@ -2570,7 +2591,7 @@
         </w:tc>
         <w:tc>
           <w:tcPr>
-            <w:tcW w:type="dxa" w:w="2454"/>
+            <w:tcW w:type="dxa" w:w="2700"/>
             <w:tcMar>
               <w:top w:type="dxa" w:w="50"/>
               <w:left w:type="dxa" w:w="100"/>
@@ -2594,7 +2615,7 @@
         </w:tc>
         <w:tc>
           <w:tcPr>
-            <w:tcW w:type="dxa" w:w="2299"/>
+            <w:tcW w:type="dxa" w:w="2470"/>
             <w:tcMar>
               <w:top w:type="dxa" w:w="50"/>
               <w:left w:type="dxa" w:w="100"/>
@@ -2624,7 +2645,7 @@
         </w:trPr>
         <w:tc>
           <w:tcPr>
-            <w:tcW w:type="dxa" w:w="1688"/>
+            <w:tcW w:type="dxa" w:w="700"/>
             <w:shd w:fill="F8FAFC" w:color="auto" w:val="clear"/>
             <w:tcMar>
               <w:top w:type="dxa" w:w="50"/>
@@ -2636,6 +2657,7 @@
           <w:p>
             <w:pPr>
               <w:spacing w:after="0" w:before="0" w:line="250"/>
+              <w:jc w:val="center"/>
             </w:pPr>
             <w:r>
               <w:rPr>
@@ -2649,7 +2671,7 @@
         </w:tc>
         <w:tc>
           <w:tcPr>
-            <w:tcW w:type="dxa" w:w="2629"/>
+            <w:tcW w:type="dxa" w:w="3200"/>
             <w:shd w:fill="F8FAFC" w:color="auto" w:val="clear"/>
             <w:tcMar>
               <w:top w:type="dxa" w:w="50"/>
@@ -2674,7 +2696,7 @@
         </w:tc>
         <w:tc>
           <w:tcPr>
-            <w:tcW w:type="dxa" w:w="2454"/>
+            <w:tcW w:type="dxa" w:w="2700"/>
             <w:shd w:fill="F8FAFC" w:color="auto" w:val="clear"/>
             <w:tcMar>
               <w:top w:type="dxa" w:w="50"/>
@@ -2699,7 +2721,7 @@
         </w:tc>
         <w:tc>
           <w:tcPr>
-            <w:tcW w:type="dxa" w:w="2299"/>
+            <w:tcW w:type="dxa" w:w="2470"/>
             <w:shd w:fill="F8FAFC" w:color="auto" w:val="clear"/>
             <w:tcMar>
               <w:top w:type="dxa" w:w="50"/>
@@ -2730,17 +2752,18 @@
         </w:trPr>
         <w:tc>
           <w:tcPr>
-            <w:tcW w:type="dxa" w:w="1688"/>
-            <w:tcMar>
-              <w:top w:type="dxa" w:w="50"/>
-              <w:left w:type="dxa" w:w="100"/>
-              <w:bottom w:type="dxa" w:w="50"/>
-              <w:right w:type="dxa" w:w="100"/>
-            </w:tcMar>
-          </w:tcPr>
-          <w:p>
-            <w:pPr>
-              <w:spacing w:after="0" w:before="0" w:line="250"/>
+            <w:tcW w:type="dxa" w:w="700"/>
+            <w:tcMar>
+              <w:top w:type="dxa" w:w="50"/>
+              <w:left w:type="dxa" w:w="100"/>
+              <w:bottom w:type="dxa" w:w="50"/>
+              <w:right w:type="dxa" w:w="100"/>
+            </w:tcMar>
+          </w:tcPr>
+          <w:p>
+            <w:pPr>
+              <w:spacing w:after="0" w:before="0" w:line="250"/>
+              <w:jc w:val="center"/>
             </w:pPr>
             <w:r>
               <w:rPr>
@@ -2754,7 +2777,7 @@
         </w:tc>
         <w:tc>
           <w:tcPr>
-            <w:tcW w:type="dxa" w:w="2629"/>
+            <w:tcW w:type="dxa" w:w="3200"/>
             <w:tcMar>
               <w:top w:type="dxa" w:w="50"/>
               <w:left w:type="dxa" w:w="100"/>
@@ -2778,7 +2801,7 @@
         </w:tc>
         <w:tc>
           <w:tcPr>
-            <w:tcW w:type="dxa" w:w="2454"/>
+            <w:tcW w:type="dxa" w:w="2700"/>
             <w:tcMar>
               <w:top w:type="dxa" w:w="50"/>
               <w:left w:type="dxa" w:w="100"/>
@@ -2802,7 +2825,7 @@
         </w:tc>
         <w:tc>
           <w:tcPr>
-            <w:tcW w:type="dxa" w:w="2299"/>
+            <w:tcW w:type="dxa" w:w="2470"/>
             <w:tcMar>
               <w:top w:type="dxa" w:w="50"/>
               <w:left w:type="dxa" w:w="100"/>
@@ -2832,7 +2855,7 @@
         </w:trPr>
         <w:tc>
           <w:tcPr>
-            <w:tcW w:type="dxa" w:w="1688"/>
+            <w:tcW w:type="dxa" w:w="700"/>
             <w:shd w:fill="F8FAFC" w:color="auto" w:val="clear"/>
             <w:tcMar>
               <w:top w:type="dxa" w:w="50"/>
@@ -2844,6 +2867,7 @@
           <w:p>
             <w:pPr>
               <w:spacing w:after="0" w:before="0" w:line="250"/>
+              <w:jc w:val="center"/>
             </w:pPr>
             <w:r>
               <w:rPr>
@@ -2857,7 +2881,7 @@
         </w:tc>
         <w:tc>
           <w:tcPr>
-            <w:tcW w:type="dxa" w:w="2629"/>
+            <w:tcW w:type="dxa" w:w="3200"/>
             <w:shd w:fill="F8FAFC" w:color="auto" w:val="clear"/>
             <w:tcMar>
               <w:top w:type="dxa" w:w="50"/>
@@ -2882,7 +2906,7 @@
         </w:tc>
         <w:tc>
           <w:tcPr>
-            <w:tcW w:type="dxa" w:w="2454"/>
+            <w:tcW w:type="dxa" w:w="2700"/>
             <w:shd w:fill="F8FAFC" w:color="auto" w:val="clear"/>
             <w:tcMar>
               <w:top w:type="dxa" w:w="50"/>
@@ -2907,7 +2931,7 @@
         </w:tc>
         <w:tc>
           <w:tcPr>
-            <w:tcW w:type="dxa" w:w="2299"/>
+            <w:tcW w:type="dxa" w:w="2470"/>
             <w:shd w:fill="F8FAFC" w:color="auto" w:val="clear"/>
             <w:tcMar>
               <w:top w:type="dxa" w:w="50"/>
@@ -2938,17 +2962,18 @@
         </w:trPr>
         <w:tc>
           <w:tcPr>
-            <w:tcW w:type="dxa" w:w="1688"/>
-            <w:tcMar>
-              <w:top w:type="dxa" w:w="50"/>
-              <w:left w:type="dxa" w:w="100"/>
-              <w:bottom w:type="dxa" w:w="50"/>
-              <w:right w:type="dxa" w:w="100"/>
-            </w:tcMar>
-          </w:tcPr>
-          <w:p>
-            <w:pPr>
-              <w:spacing w:after="0" w:before="0" w:line="250"/>
+            <w:tcW w:type="dxa" w:w="700"/>
+            <w:tcMar>
+              <w:top w:type="dxa" w:w="50"/>
+              <w:left w:type="dxa" w:w="100"/>
+              <w:bottom w:type="dxa" w:w="50"/>
+              <w:right w:type="dxa" w:w="100"/>
+            </w:tcMar>
+          </w:tcPr>
+          <w:p>
+            <w:pPr>
+              <w:spacing w:after="0" w:before="0" w:line="250"/>
+              <w:jc w:val="center"/>
             </w:pPr>
             <w:r>
               <w:rPr>
@@ -2962,7 +2987,7 @@
         </w:tc>
         <w:tc>
           <w:tcPr>
-            <w:tcW w:type="dxa" w:w="2629"/>
+            <w:tcW w:type="dxa" w:w="3200"/>
             <w:tcMar>
               <w:top w:type="dxa" w:w="50"/>
               <w:left w:type="dxa" w:w="100"/>
@@ -2986,7 +3011,7 @@
         </w:tc>
         <w:tc>
           <w:tcPr>
-            <w:tcW w:type="dxa" w:w="2454"/>
+            <w:tcW w:type="dxa" w:w="2700"/>
             <w:tcMar>
               <w:top w:type="dxa" w:w="50"/>
               <w:left w:type="dxa" w:w="100"/>
@@ -3010,7 +3035,7 @@
         </w:tc>
         <w:tc>
           <w:tcPr>
-            <w:tcW w:type="dxa" w:w="2299"/>
+            <w:tcW w:type="dxa" w:w="2470"/>
             <w:tcMar>
               <w:top w:type="dxa" w:w="50"/>
               <w:left w:type="dxa" w:w="100"/>
@@ -3040,7 +3065,7 @@
         </w:trPr>
         <w:tc>
           <w:tcPr>
-            <w:tcW w:type="dxa" w:w="1688"/>
+            <w:tcW w:type="dxa" w:w="700"/>
             <w:shd w:fill="F8FAFC" w:color="auto" w:val="clear"/>
             <w:tcMar>
               <w:top w:type="dxa" w:w="50"/>
@@ -3052,6 +3077,7 @@
           <w:p>
             <w:pPr>
               <w:spacing w:after="0" w:before="0" w:line="250"/>
+              <w:jc w:val="center"/>
             </w:pPr>
             <w:r>
               <w:rPr>
@@ -3065,7 +3091,7 @@
         </w:tc>
         <w:tc>
           <w:tcPr>
-            <w:tcW w:type="dxa" w:w="2629"/>
+            <w:tcW w:type="dxa" w:w="3200"/>
             <w:shd w:fill="F8FAFC" w:color="auto" w:val="clear"/>
             <w:tcMar>
               <w:top w:type="dxa" w:w="50"/>
@@ -3090,7 +3116,7 @@
         </w:tc>
         <w:tc>
           <w:tcPr>
-            <w:tcW w:type="dxa" w:w="2454"/>
+            <w:tcW w:type="dxa" w:w="2700"/>
             <w:shd w:fill="F8FAFC" w:color="auto" w:val="clear"/>
             <w:tcMar>
               <w:top w:type="dxa" w:w="50"/>
@@ -3115,7 +3141,7 @@
         </w:tc>
         <w:tc>
           <w:tcPr>
-            <w:tcW w:type="dxa" w:w="2299"/>
+            <w:tcW w:type="dxa" w:w="2470"/>
             <w:shd w:fill="F8FAFC" w:color="auto" w:val="clear"/>
             <w:tcMar>
               <w:top w:type="dxa" w:w="50"/>
@@ -3146,17 +3172,18 @@
         </w:trPr>
         <w:tc>
           <w:tcPr>
-            <w:tcW w:type="dxa" w:w="1688"/>
-            <w:tcMar>
-              <w:top w:type="dxa" w:w="50"/>
-              <w:left w:type="dxa" w:w="100"/>
-              <w:bottom w:type="dxa" w:w="50"/>
-              <w:right w:type="dxa" w:w="100"/>
-            </w:tcMar>
-          </w:tcPr>
-          <w:p>
-            <w:pPr>
-              <w:spacing w:after="0" w:before="0" w:line="250"/>
+            <w:tcW w:type="dxa" w:w="700"/>
+            <w:tcMar>
+              <w:top w:type="dxa" w:w="50"/>
+              <w:left w:type="dxa" w:w="100"/>
+              <w:bottom w:type="dxa" w:w="50"/>
+              <w:right w:type="dxa" w:w="100"/>
+            </w:tcMar>
+          </w:tcPr>
+          <w:p>
+            <w:pPr>
+              <w:spacing w:after="0" w:before="0" w:line="250"/>
+              <w:jc w:val="center"/>
             </w:pPr>
             <w:r>
               <w:rPr>
@@ -3170,7 +3197,7 @@
         </w:tc>
         <w:tc>
           <w:tcPr>
-            <w:tcW w:type="dxa" w:w="2629"/>
+            <w:tcW w:type="dxa" w:w="3200"/>
             <w:tcMar>
               <w:top w:type="dxa" w:w="50"/>
               <w:left w:type="dxa" w:w="100"/>
@@ -3194,7 +3221,7 @@
         </w:tc>
         <w:tc>
           <w:tcPr>
-            <w:tcW w:type="dxa" w:w="2454"/>
+            <w:tcW w:type="dxa" w:w="2700"/>
             <w:tcMar>
               <w:top w:type="dxa" w:w="50"/>
               <w:left w:type="dxa" w:w="100"/>
@@ -3218,7 +3245,7 @@
         </w:tc>
         <w:tc>
           <w:tcPr>
-            <w:tcW w:type="dxa" w:w="2299"/>
+            <w:tcW w:type="dxa" w:w="2470"/>
             <w:tcMar>
               <w:top w:type="dxa" w:w="50"/>
               <w:left w:type="dxa" w:w="100"/>
@@ -3248,7 +3275,7 @@
         </w:trPr>
         <w:tc>
           <w:tcPr>
-            <w:tcW w:type="dxa" w:w="1688"/>
+            <w:tcW w:type="dxa" w:w="700"/>
             <w:shd w:fill="F8FAFC" w:color="auto" w:val="clear"/>
             <w:tcMar>
               <w:top w:type="dxa" w:w="50"/>
@@ -3260,6 +3287,7 @@
           <w:p>
             <w:pPr>
               <w:spacing w:after="0" w:before="0" w:line="250"/>
+              <w:jc w:val="center"/>
             </w:pPr>
             <w:r>
               <w:rPr>
@@ -3273,7 +3301,7 @@
         </w:tc>
         <w:tc>
           <w:tcPr>
-            <w:tcW w:type="dxa" w:w="2629"/>
+            <w:tcW w:type="dxa" w:w="3200"/>
             <w:shd w:fill="F8FAFC" w:color="auto" w:val="clear"/>
             <w:tcMar>
               <w:top w:type="dxa" w:w="50"/>
@@ -3298,7 +3326,7 @@
         </w:tc>
         <w:tc>
           <w:tcPr>
-            <w:tcW w:type="dxa" w:w="2454"/>
+            <w:tcW w:type="dxa" w:w="2700"/>
             <w:shd w:fill="F8FAFC" w:color="auto" w:val="clear"/>
             <w:tcMar>
               <w:top w:type="dxa" w:w="50"/>
@@ -3323,7 +3351,7 @@
         </w:tc>
         <w:tc>
           <w:tcPr>
-            <w:tcW w:type="dxa" w:w="2299"/>
+            <w:tcW w:type="dxa" w:w="2470"/>
             <w:shd w:fill="F8FAFC" w:color="auto" w:val="clear"/>
             <w:tcMar>
               <w:top w:type="dxa" w:w="50"/>
@@ -3361,6 +3389,7 @@
         <w:shd w:fill="EAF5F0" w:color="auto" w:val="clear"/>
         <w:spacing w:after="140" w:before="100" w:line="300"/>
         <w:ind w:left="120" w:right="120"/>
+        <w:jc w:val="thaiDistribute"/>
       </w:pPr>
       <w:r>
         <w:rPr>
@@ -3556,6 +3585,7 @@
         <w:shd w:fill="F1F5F8" w:color="auto" w:val="clear"/>
         <w:spacing w:after="40" w:before="20" w:line="280"/>
         <w:ind w:left="520" w:hanging="420"/>
+        <w:jc w:val="thaiDistribute"/>
       </w:pPr>
       <w:r>
         <w:rPr>
@@ -3625,6 +3655,7 @@
         <w:shd w:fill="F1F5F8" w:color="auto" w:val="clear"/>
         <w:spacing w:after="40" w:before="20" w:line="280"/>
         <w:ind w:left="520" w:hanging="420"/>
+        <w:jc w:val="thaiDistribute"/>
       </w:pPr>
       <w:r>
         <w:rPr>
@@ -3821,6 +3852,7 @@
         <w:shd w:fill="F1F5F8" w:color="auto" w:val="clear"/>
         <w:spacing w:after="40" w:before="20" w:line="280"/>
         <w:ind w:left="520" w:hanging="420"/>
+        <w:jc w:val="thaiDistribute"/>
       </w:pPr>
       <w:r>
         <w:rPr>
@@ -3872,6 +3904,7 @@
         <w:shd w:fill="F1F5F8" w:color="auto" w:val="clear"/>
         <w:spacing w:after="40" w:before="20" w:line="280"/>
         <w:ind w:left="520" w:hanging="420"/>
+        <w:jc w:val="thaiDistribute"/>
       </w:pPr>
       <w:r>
         <w:rPr>
@@ -4020,6 +4053,7 @@
         <w:shd w:fill="F1F5F8" w:color="auto" w:val="clear"/>
         <w:spacing w:after="40" w:before="20" w:line="280"/>
         <w:ind w:left="520" w:hanging="420"/>
+        <w:jc w:val="thaiDistribute"/>
       </w:pPr>
       <w:r>
         <w:rPr>
@@ -4098,10 +4132,12 @@
               <w:bottom w:type="dxa" w:w="50"/>
               <w:right w:type="dxa" w:w="100"/>
             </w:tcMar>
-          </w:tcPr>
-          <w:p>
-            <w:pPr>
-              <w:spacing w:after="0" w:before="0" w:line="250"/>
+            <w:vAlign w:val="center"/>
+          </w:tcPr>
+          <w:p>
+            <w:pPr>
+              <w:spacing w:after="0" w:before="0" w:line="250"/>
+              <w:jc w:val="center"/>
             </w:pPr>
             <w:r>
               <w:rPr>
@@ -4126,10 +4162,12 @@
               <w:bottom w:type="dxa" w:w="50"/>
               <w:right w:type="dxa" w:w="100"/>
             </w:tcMar>
-          </w:tcPr>
-          <w:p>
-            <w:pPr>
-              <w:spacing w:after="0" w:before="0" w:line="250"/>
+            <w:vAlign w:val="center"/>
+          </w:tcPr>
+          <w:p>
+            <w:pPr>
+              <w:spacing w:after="0" w:before="0" w:line="250"/>
+              <w:jc w:val="center"/>
             </w:pPr>
             <w:r>
               <w:rPr>
@@ -4472,6 +4510,7 @@
         <w:shd w:fill="F1F5F8" w:color="auto" w:val="clear"/>
         <w:spacing w:after="40" w:before="20" w:line="280"/>
         <w:ind w:left="520" w:hanging="420"/>
+        <w:jc w:val="thaiDistribute"/>
       </w:pPr>
       <w:r>
         <w:rPr>
@@ -4505,6 +4544,7 @@
         <w:shd w:fill="F1F5F8" w:color="auto" w:val="clear"/>
         <w:spacing w:after="40" w:before="20" w:line="280"/>
         <w:ind w:left="520" w:hanging="420"/>
+        <w:jc w:val="thaiDistribute"/>
       </w:pPr>
       <w:r>
         <w:rPr>
@@ -4538,6 +4578,7 @@
         <w:shd w:fill="F1F5F8" w:color="auto" w:val="clear"/>
         <w:spacing w:after="40" w:before="20" w:line="280"/>
         <w:ind w:left="520" w:hanging="420"/>
+        <w:jc w:val="thaiDistribute"/>
       </w:pPr>
       <w:r>
         <w:rPr>
@@ -4571,6 +4612,7 @@
         <w:shd w:fill="F1F5F8" w:color="auto" w:val="clear"/>
         <w:spacing w:after="40" w:before="20" w:line="280"/>
         <w:ind w:left="520" w:hanging="420"/>
+        <w:jc w:val="thaiDistribute"/>
       </w:pPr>
       <w:r>
         <w:rPr>
@@ -4635,10 +4677,12 @@
               <w:bottom w:type="dxa" w:w="50"/>
               <w:right w:type="dxa" w:w="100"/>
             </w:tcMar>
-          </w:tcPr>
-          <w:p>
-            <w:pPr>
-              <w:spacing w:after="0" w:before="0" w:line="250"/>
+            <w:vAlign w:val="center"/>
+          </w:tcPr>
+          <w:p>
+            <w:pPr>
+              <w:spacing w:after="0" w:before="0" w:line="250"/>
+              <w:jc w:val="center"/>
             </w:pPr>
             <w:r>
               <w:rPr>
@@ -4663,10 +4707,12 @@
               <w:bottom w:type="dxa" w:w="50"/>
               <w:right w:type="dxa" w:w="100"/>
             </w:tcMar>
-          </w:tcPr>
-          <w:p>
-            <w:pPr>
-              <w:spacing w:after="0" w:before="0" w:line="250"/>
+            <w:vAlign w:val="center"/>
+          </w:tcPr>
+          <w:p>
+            <w:pPr>
+              <w:spacing w:after="0" w:before="0" w:line="250"/>
+              <w:jc w:val="center"/>
             </w:pPr>
             <w:r>
               <w:rPr>
@@ -5125,6 +5171,7 @@
         <w:shd w:fill="F1F5F8" w:color="auto" w:val="clear"/>
         <w:spacing w:after="40" w:before="20" w:line="280"/>
         <w:ind w:left="520" w:hanging="420"/>
+        <w:jc w:val="thaiDistribute"/>
       </w:pPr>
       <w:r>
         <w:rPr>
@@ -5158,6 +5205,7 @@
         <w:shd w:fill="F1F5F8" w:color="auto" w:val="clear"/>
         <w:spacing w:after="40" w:before="20" w:line="280"/>
         <w:ind w:left="520" w:hanging="420"/>
+        <w:jc w:val="thaiDistribute"/>
       </w:pPr>
       <w:r>
         <w:rPr>
@@ -5191,6 +5239,7 @@
         <w:shd w:fill="F1F5F8" w:color="auto" w:val="clear"/>
         <w:spacing w:after="40" w:before="20" w:line="280"/>
         <w:ind w:left="520" w:hanging="420"/>
+        <w:jc w:val="thaiDistribute"/>
       </w:pPr>
       <w:r>
         <w:rPr>
@@ -5224,6 +5273,7 @@
         <w:shd w:fill="F1F5F8" w:color="auto" w:val="clear"/>
         <w:spacing w:after="40" w:before="20" w:line="280"/>
         <w:ind w:left="520" w:hanging="420"/>
+        <w:jc w:val="thaiDistribute"/>
       </w:pPr>
       <w:r>
         <w:rPr>
@@ -5288,10 +5338,12 @@
               <w:bottom w:type="dxa" w:w="50"/>
               <w:right w:type="dxa" w:w="100"/>
             </w:tcMar>
-          </w:tcPr>
-          <w:p>
-            <w:pPr>
-              <w:spacing w:after="0" w:before="0" w:line="250"/>
+            <w:vAlign w:val="center"/>
+          </w:tcPr>
+          <w:p>
+            <w:pPr>
+              <w:spacing w:after="0" w:before="0" w:line="250"/>
+              <w:jc w:val="center"/>
             </w:pPr>
             <w:r>
               <w:rPr>
@@ -5316,10 +5368,12 @@
               <w:bottom w:type="dxa" w:w="50"/>
               <w:right w:type="dxa" w:w="100"/>
             </w:tcMar>
-          </w:tcPr>
-          <w:p>
-            <w:pPr>
-              <w:spacing w:after="0" w:before="0" w:line="250"/>
+            <w:vAlign w:val="center"/>
+          </w:tcPr>
+          <w:p>
+            <w:pPr>
+              <w:spacing w:after="0" w:before="0" w:line="250"/>
+              <w:jc w:val="center"/>
             </w:pPr>
             <w:r>
               <w:rPr>
@@ -5719,6 +5773,7 @@
         <w:shd w:fill="F1F5F8" w:color="auto" w:val="clear"/>
         <w:spacing w:after="40" w:before="20" w:line="280"/>
         <w:ind w:left="520" w:hanging="420"/>
+        <w:jc w:val="thaiDistribute"/>
       </w:pPr>
       <w:r>
         <w:rPr>
@@ -5752,6 +5807,7 @@
         <w:shd w:fill="F1F5F8" w:color="auto" w:val="clear"/>
         <w:spacing w:after="40" w:before="20" w:line="280"/>
         <w:ind w:left="520" w:hanging="420"/>
+        <w:jc w:val="thaiDistribute"/>
       </w:pPr>
       <w:r>
         <w:rPr>
@@ -5785,6 +5841,7 @@
         <w:shd w:fill="F1F5F8" w:color="auto" w:val="clear"/>
         <w:spacing w:after="40" w:before="20" w:line="280"/>
         <w:ind w:left="520" w:hanging="420"/>
+        <w:jc w:val="thaiDistribute"/>
       </w:pPr>
       <w:r>
         <w:rPr>
@@ -5885,10 +5942,12 @@
               <w:bottom w:type="dxa" w:w="50"/>
               <w:right w:type="dxa" w:w="100"/>
             </w:tcMar>
-          </w:tcPr>
-          <w:p>
-            <w:pPr>
-              <w:spacing w:after="0" w:before="0" w:line="250"/>
+            <w:vAlign w:val="center"/>
+          </w:tcPr>
+          <w:p>
+            <w:pPr>
+              <w:spacing w:after="0" w:before="0" w:line="250"/>
+              <w:jc w:val="center"/>
             </w:pPr>
             <w:r>
               <w:rPr>
@@ -5913,10 +5972,12 @@
               <w:bottom w:type="dxa" w:w="50"/>
               <w:right w:type="dxa" w:w="100"/>
             </w:tcMar>
-          </w:tcPr>
-          <w:p>
-            <w:pPr>
-              <w:spacing w:after="0" w:before="0" w:line="250"/>
+            <w:vAlign w:val="center"/>
+          </w:tcPr>
+          <w:p>
+            <w:pPr>
+              <w:spacing w:after="0" w:before="0" w:line="250"/>
+              <w:jc w:val="center"/>
             </w:pPr>
             <w:r>
               <w:rPr>
@@ -6143,6 +6204,7 @@
         <w:shd w:fill="F1F5F8" w:color="auto" w:val="clear"/>
         <w:spacing w:after="40" w:before="20" w:line="280"/>
         <w:ind w:left="520" w:hanging="420"/>
+        <w:jc w:val="thaiDistribute"/>
       </w:pPr>
       <w:r>
         <w:rPr>
@@ -6202,6 +6264,7 @@
         <w:shd w:fill="EAF5F0" w:color="auto" w:val="clear"/>
         <w:spacing w:after="140" w:before="100" w:line="300"/>
         <w:ind w:left="120" w:right="120"/>
+        <w:jc w:val="thaiDistribute"/>
       </w:pPr>
       <w:r>
         <w:rPr>
@@ -6350,6 +6413,7 @@
           <w:numId w:val="3"/>
         </w:numPr>
         <w:spacing w:after="50" w:before="30" w:line="290"/>
+        <w:jc w:val="thaiDistribute"/>
       </w:pPr>
       <w:r>
         <w:rPr>
@@ -6368,6 +6432,7 @@
           <w:numId w:val="3"/>
         </w:numPr>
         <w:spacing w:after="50" w:before="30" w:line="290"/>
+        <w:jc w:val="thaiDistribute"/>
       </w:pPr>
       <w:r>
         <w:rPr>
@@ -6386,6 +6451,7 @@
           <w:numId w:val="3"/>
         </w:numPr>
         <w:spacing w:after="50" w:before="30" w:line="290"/>
+        <w:jc w:val="thaiDistribute"/>
       </w:pPr>
       <w:r>
         <w:rPr>
@@ -6502,6 +6568,7 @@
           <w:numId w:val="4"/>
         </w:numPr>
         <w:spacing w:after="50" w:before="30" w:line="290"/>
+        <w:jc w:val="thaiDistribute"/>
       </w:pPr>
       <w:r>
         <w:rPr>
@@ -6627,6 +6694,7 @@
         <w:shd w:fill="F1F5F8" w:color="auto" w:val="clear"/>
         <w:spacing w:after="40" w:before="20" w:line="280"/>
         <w:ind w:left="520" w:hanging="420"/>
+        <w:jc w:val="thaiDistribute"/>
       </w:pPr>
       <w:r>
         <w:rPr>
@@ -6678,6 +6746,7 @@
           <w:numId w:val="5"/>
         </w:numPr>
         <w:spacing w:after="50" w:before="30" w:line="290"/>
+        <w:jc w:val="thaiDistribute"/>
       </w:pPr>
       <w:r>
         <w:rPr>
@@ -6696,6 +6765,7 @@
           <w:numId w:val="5"/>
         </w:numPr>
         <w:spacing w:after="50" w:before="30" w:line="290"/>
+        <w:jc w:val="thaiDistribute"/>
       </w:pPr>
       <w:r>
         <w:rPr>
@@ -6775,6 +6845,7 @@
         <w:shd w:fill="F1F5F8" w:color="auto" w:val="clear"/>
         <w:spacing w:after="40" w:before="20" w:line="280"/>
         <w:ind w:left="520" w:hanging="420"/>
+        <w:jc w:val="thaiDistribute"/>
       </w:pPr>
       <w:r>
         <w:rPr>
@@ -6808,6 +6879,7 @@
         <w:shd w:fill="F1F5F8" w:color="auto" w:val="clear"/>
         <w:spacing w:after="40" w:before="20" w:line="280"/>
         <w:ind w:left="520" w:hanging="420"/>
+        <w:jc w:val="thaiDistribute"/>
       </w:pPr>
       <w:r>
         <w:rPr>
@@ -6890,10 +6962,12 @@
               <w:bottom w:type="dxa" w:w="50"/>
               <w:right w:type="dxa" w:w="100"/>
             </w:tcMar>
-          </w:tcPr>
-          <w:p>
-            <w:pPr>
-              <w:spacing w:after="0" w:before="0" w:line="250"/>
+            <w:vAlign w:val="center"/>
+          </w:tcPr>
+          <w:p>
+            <w:pPr>
+              <w:spacing w:after="0" w:before="0" w:line="250"/>
+              <w:jc w:val="center"/>
             </w:pPr>
             <w:r>
               <w:rPr>
@@ -6918,10 +6992,12 @@
               <w:bottom w:type="dxa" w:w="50"/>
               <w:right w:type="dxa" w:w="100"/>
             </w:tcMar>
-          </w:tcPr>
-          <w:p>
-            <w:pPr>
-              <w:spacing w:after="0" w:before="0" w:line="250"/>
+            <w:vAlign w:val="center"/>
+          </w:tcPr>
+          <w:p>
+            <w:pPr>
+              <w:spacing w:after="0" w:before="0" w:line="250"/>
+              <w:jc w:val="center"/>
             </w:pPr>
             <w:r>
               <w:rPr>
@@ -7484,6 +7560,7 @@
         <w:shd w:fill="F1F5F8" w:color="auto" w:val="clear"/>
         <w:spacing w:after="40" w:before="20" w:line="280"/>
         <w:ind w:left="520" w:hanging="420"/>
+        <w:jc w:val="thaiDistribute"/>
       </w:pPr>
       <w:r>
         <w:rPr>
@@ -7519,6 +7596,7 @@
         <w:shd w:fill="F1F5F8" w:color="auto" w:val="clear"/>
         <w:spacing w:after="40" w:before="20" w:line="280"/>
         <w:ind w:left="520" w:hanging="420"/>
+        <w:jc w:val="thaiDistribute"/>
       </w:pPr>
       <w:r>
         <w:rPr>
@@ -7562,6 +7640,7 @@
         <w:shd w:fill="F1F5F8" w:color="auto" w:val="clear"/>
         <w:spacing w:after="40" w:before="20" w:line="280"/>
         <w:ind w:left="520" w:hanging="420"/>
+        <w:jc w:val="thaiDistribute"/>
       </w:pPr>
       <w:r>
         <w:rPr>
@@ -7674,6 +7753,7 @@
         <w:shd w:fill="F1F5F8" w:color="auto" w:val="clear"/>
         <w:spacing w:after="40" w:before="20" w:line="280"/>
         <w:ind w:left="520" w:hanging="420"/>
+        <w:jc w:val="thaiDistribute"/>
       </w:pPr>
       <w:r>
         <w:rPr>
@@ -7707,6 +7787,7 @@
         <w:shd w:fill="F1F5F8" w:color="auto" w:val="clear"/>
         <w:spacing w:after="40" w:before="20" w:line="280"/>
         <w:ind w:left="520" w:hanging="420"/>
+        <w:jc w:val="thaiDistribute"/>
       </w:pPr>
       <w:r>
         <w:rPr>
@@ -7740,6 +7821,7 @@
         <w:shd w:fill="F1F5F8" w:color="auto" w:val="clear"/>
         <w:spacing w:after="40" w:before="20" w:line="280"/>
         <w:ind w:left="520" w:hanging="420"/>
+        <w:jc w:val="thaiDistribute"/>
       </w:pPr>
       <w:r>
         <w:rPr>
@@ -7773,6 +7855,7 @@
         <w:shd w:fill="F1F5F8" w:color="auto" w:val="clear"/>
         <w:spacing w:after="40" w:before="20" w:line="280"/>
         <w:ind w:left="520" w:hanging="420"/>
+        <w:jc w:val="thaiDistribute"/>
       </w:pPr>
       <w:r>
         <w:rPr>
@@ -7847,10 +7930,12 @@
               <w:bottom w:type="dxa" w:w="50"/>
               <w:right w:type="dxa" w:w="100"/>
             </w:tcMar>
-          </w:tcPr>
-          <w:p>
-            <w:pPr>
-              <w:spacing w:after="0" w:before="0" w:line="250"/>
+            <w:vAlign w:val="center"/>
+          </w:tcPr>
+          <w:p>
+            <w:pPr>
+              <w:spacing w:after="0" w:before="0" w:line="250"/>
+              <w:jc w:val="center"/>
             </w:pPr>
             <w:r>
               <w:rPr>
@@ -7875,10 +7960,12 @@
               <w:bottom w:type="dxa" w:w="50"/>
               <w:right w:type="dxa" w:w="100"/>
             </w:tcMar>
-          </w:tcPr>
-          <w:p>
-            <w:pPr>
-              <w:spacing w:after="0" w:before="0" w:line="250"/>
+            <w:vAlign w:val="center"/>
+          </w:tcPr>
+          <w:p>
+            <w:pPr>
+              <w:spacing w:after="0" w:before="0" w:line="250"/>
+              <w:jc w:val="center"/>
             </w:pPr>
             <w:r>
               <w:rPr>
@@ -8140,6 +8227,7 @@
         <w:shd w:fill="FFF2E4" w:color="auto" w:val="clear"/>
         <w:spacing w:after="140" w:before="100" w:line="300"/>
         <w:ind w:left="120" w:right="120"/>
+        <w:jc w:val="thaiDistribute"/>
       </w:pPr>
       <w:r>
         <w:rPr>
@@ -8261,6 +8349,7 @@
         <w:shd w:fill="F1F5F8" w:color="auto" w:val="clear"/>
         <w:spacing w:after="40" w:before="20" w:line="280"/>
         <w:ind w:left="520" w:hanging="420"/>
+        <w:jc w:val="thaiDistribute"/>
       </w:pPr>
       <w:r>
         <w:rPr>
@@ -8294,6 +8383,7 @@
         <w:shd w:fill="F1F5F8" w:color="auto" w:val="clear"/>
         <w:spacing w:after="40" w:before="20" w:line="280"/>
         <w:ind w:left="520" w:hanging="420"/>
+        <w:jc w:val="thaiDistribute"/>
       </w:pPr>
       <w:r>
         <w:rPr>
@@ -8327,6 +8417,7 @@
         <w:shd w:fill="F1F5F8" w:color="auto" w:val="clear"/>
         <w:spacing w:after="40" w:before="20" w:line="280"/>
         <w:ind w:left="520" w:hanging="420"/>
+        <w:jc w:val="thaiDistribute"/>
       </w:pPr>
       <w:r>
         <w:rPr>
@@ -8360,6 +8451,7 @@
         <w:shd w:fill="F1F5F8" w:color="auto" w:val="clear"/>
         <w:spacing w:after="40" w:before="20" w:line="280"/>
         <w:ind w:left="520" w:hanging="420"/>
+        <w:jc w:val="thaiDistribute"/>
       </w:pPr>
       <w:r>
         <w:rPr>
@@ -8424,10 +8516,12 @@
               <w:bottom w:type="dxa" w:w="50"/>
               <w:right w:type="dxa" w:w="100"/>
             </w:tcMar>
-          </w:tcPr>
-          <w:p>
-            <w:pPr>
-              <w:spacing w:after="0" w:before="0" w:line="250"/>
+            <w:vAlign w:val="center"/>
+          </w:tcPr>
+          <w:p>
+            <w:pPr>
+              <w:spacing w:after="0" w:before="0" w:line="250"/>
+              <w:jc w:val="center"/>
             </w:pPr>
             <w:r>
               <w:rPr>
@@ -8452,10 +8546,12 @@
               <w:bottom w:type="dxa" w:w="50"/>
               <w:right w:type="dxa" w:w="100"/>
             </w:tcMar>
-          </w:tcPr>
-          <w:p>
-            <w:pPr>
-              <w:spacing w:after="0" w:before="0" w:line="250"/>
+            <w:vAlign w:val="center"/>
+          </w:tcPr>
+          <w:p>
+            <w:pPr>
+              <w:spacing w:after="0" w:before="0" w:line="250"/>
+              <w:jc w:val="center"/>
             </w:pPr>
             <w:r>
               <w:rPr>
@@ -8757,6 +8853,7 @@
         <w:shd w:fill="F1F5F8" w:color="auto" w:val="clear"/>
         <w:spacing w:after="40" w:before="20" w:line="280"/>
         <w:ind w:left="520" w:hanging="420"/>
+        <w:jc w:val="thaiDistribute"/>
       </w:pPr>
       <w:r>
         <w:rPr>
@@ -8790,6 +8887,7 @@
         <w:shd w:fill="F1F5F8" w:color="auto" w:val="clear"/>
         <w:spacing w:after="40" w:before="20" w:line="280"/>
         <w:ind w:left="520" w:hanging="420"/>
+        <w:jc w:val="thaiDistribute"/>
       </w:pPr>
       <w:r>
         <w:rPr>
@@ -8841,6 +8939,7 @@
         <w:shd w:fill="F1F5F8" w:color="auto" w:val="clear"/>
         <w:spacing w:after="40" w:before="20" w:line="280"/>
         <w:ind w:left="520" w:hanging="420"/>
+        <w:jc w:val="thaiDistribute"/>
       </w:pPr>
       <w:r>
         <w:rPr>
@@ -8916,10 +9015,12 @@
               <w:bottom w:type="dxa" w:w="50"/>
               <w:right w:type="dxa" w:w="100"/>
             </w:tcMar>
-          </w:tcPr>
-          <w:p>
-            <w:pPr>
-              <w:spacing w:after="0" w:before="0" w:line="250"/>
+            <w:vAlign w:val="center"/>
+          </w:tcPr>
+          <w:p>
+            <w:pPr>
+              <w:spacing w:after="0" w:before="0" w:line="250"/>
+              <w:jc w:val="center"/>
             </w:pPr>
             <w:r>
               <w:rPr>
@@ -8944,10 +9045,12 @@
               <w:bottom w:type="dxa" w:w="50"/>
               <w:right w:type="dxa" w:w="100"/>
             </w:tcMar>
-          </w:tcPr>
-          <w:p>
-            <w:pPr>
-              <w:spacing w:after="0" w:before="0" w:line="250"/>
+            <w:vAlign w:val="center"/>
+          </w:tcPr>
+          <w:p>
+            <w:pPr>
+              <w:spacing w:after="0" w:before="0" w:line="250"/>
+              <w:jc w:val="center"/>
             </w:pPr>
             <w:r>
               <w:rPr>
@@ -8972,10 +9075,12 @@
               <w:bottom w:type="dxa" w:w="50"/>
               <w:right w:type="dxa" w:w="100"/>
             </w:tcMar>
-          </w:tcPr>
-          <w:p>
-            <w:pPr>
-              <w:spacing w:after="0" w:before="0" w:line="250"/>
+            <w:vAlign w:val="center"/>
+          </w:tcPr>
+          <w:p>
+            <w:pPr>
+              <w:spacing w:after="0" w:before="0" w:line="250"/>
+              <w:jc w:val="center"/>
             </w:pPr>
             <w:r>
               <w:rPr>
@@ -9242,6 +9347,7 @@
         <w:shd w:fill="FFF2E4" w:color="auto" w:val="clear"/>
         <w:spacing w:after="140" w:before="100" w:line="300"/>
         <w:ind w:left="120" w:right="120"/>
+        <w:jc w:val="thaiDistribute"/>
       </w:pPr>
       <w:r>
         <w:rPr>
@@ -9381,6 +9487,7 @@
         <w:shd w:fill="F1F5F8" w:color="auto" w:val="clear"/>
         <w:spacing w:after="40" w:before="20" w:line="280"/>
         <w:ind w:left="520" w:hanging="420"/>
+        <w:jc w:val="thaiDistribute"/>
       </w:pPr>
       <w:r>
         <w:rPr>
@@ -9414,6 +9521,7 @@
         <w:shd w:fill="F1F5F8" w:color="auto" w:val="clear"/>
         <w:spacing w:after="40" w:before="20" w:line="280"/>
         <w:ind w:left="520" w:hanging="420"/>
+        <w:jc w:val="thaiDistribute"/>
       </w:pPr>
       <w:r>
         <w:rPr>
@@ -9465,6 +9573,7 @@
         <w:shd w:fill="F1F5F8" w:color="auto" w:val="clear"/>
         <w:spacing w:after="40" w:before="20" w:line="280"/>
         <w:ind w:left="520" w:hanging="420"/>
+        <w:jc w:val="thaiDistribute"/>
       </w:pPr>
       <w:r>
         <w:rPr>
@@ -9529,10 +9638,12 @@
               <w:bottom w:type="dxa" w:w="50"/>
               <w:right w:type="dxa" w:w="100"/>
             </w:tcMar>
-          </w:tcPr>
-          <w:p>
-            <w:pPr>
-              <w:spacing w:after="0" w:before="0" w:line="250"/>
+            <w:vAlign w:val="center"/>
+          </w:tcPr>
+          <w:p>
+            <w:pPr>
+              <w:spacing w:after="0" w:before="0" w:line="250"/>
+              <w:jc w:val="center"/>
             </w:pPr>
             <w:r>
               <w:rPr>
@@ -9557,10 +9668,12 @@
               <w:bottom w:type="dxa" w:w="50"/>
               <w:right w:type="dxa" w:w="100"/>
             </w:tcMar>
-          </w:tcPr>
-          <w:p>
-            <w:pPr>
-              <w:spacing w:after="0" w:before="0" w:line="250"/>
+            <w:vAlign w:val="center"/>
+          </w:tcPr>
+          <w:p>
+            <w:pPr>
+              <w:spacing w:after="0" w:before="0" w:line="250"/>
+              <w:jc w:val="center"/>
             </w:pPr>
             <w:r>
               <w:rPr>
@@ -9706,6 +9819,7 @@
           <w:numId w:val="3"/>
         </w:numPr>
         <w:spacing w:after="50" w:before="30" w:line="290"/>
+        <w:jc w:val="thaiDistribute"/>
       </w:pPr>
       <w:r>
         <w:rPr>
@@ -9724,6 +9838,7 @@
           <w:numId w:val="3"/>
         </w:numPr>
         <w:spacing w:after="50" w:before="30" w:line="290"/>
+        <w:jc w:val="thaiDistribute"/>
       </w:pPr>
       <w:r>
         <w:rPr>
@@ -9827,6 +9942,7 @@
         <w:shd w:fill="F1F5F8" w:color="auto" w:val="clear"/>
         <w:spacing w:after="40" w:before="20" w:line="280"/>
         <w:ind w:left="520" w:hanging="420"/>
+        <w:jc w:val="thaiDistribute"/>
       </w:pPr>
       <w:r>
         <w:rPr>
@@ -9860,6 +9976,7 @@
         <w:shd w:fill="F1F5F8" w:color="auto" w:val="clear"/>
         <w:spacing w:after="40" w:before="20" w:line="280"/>
         <w:ind w:left="520" w:hanging="420"/>
+        <w:jc w:val="thaiDistribute"/>
       </w:pPr>
       <w:r>
         <w:rPr>
@@ -9942,10 +10059,12 @@
               <w:bottom w:type="dxa" w:w="50"/>
               <w:right w:type="dxa" w:w="100"/>
             </w:tcMar>
-          </w:tcPr>
-          <w:p>
-            <w:pPr>
-              <w:spacing w:after="0" w:before="0" w:line="250"/>
+            <w:vAlign w:val="center"/>
+          </w:tcPr>
+          <w:p>
+            <w:pPr>
+              <w:spacing w:after="0" w:before="0" w:line="250"/>
+              <w:jc w:val="center"/>
             </w:pPr>
             <w:r>
               <w:rPr>
@@ -9970,10 +10089,12 @@
               <w:bottom w:type="dxa" w:w="50"/>
               <w:right w:type="dxa" w:w="100"/>
             </w:tcMar>
-          </w:tcPr>
-          <w:p>
-            <w:pPr>
-              <w:spacing w:after="0" w:before="0" w:line="250"/>
+            <w:vAlign w:val="center"/>
+          </w:tcPr>
+          <w:p>
+            <w:pPr>
+              <w:spacing w:after="0" w:before="0" w:line="250"/>
+              <w:jc w:val="center"/>
             </w:pPr>
             <w:r>
               <w:rPr>
@@ -10178,10 +10299,12 @@
               <w:bottom w:type="dxa" w:w="50"/>
               <w:right w:type="dxa" w:w="100"/>
             </w:tcMar>
-          </w:tcPr>
-          <w:p>
-            <w:pPr>
-              <w:spacing w:after="0" w:before="0" w:line="250"/>
+            <w:vAlign w:val="center"/>
+          </w:tcPr>
+          <w:p>
+            <w:pPr>
+              <w:spacing w:after="0" w:before="0" w:line="250"/>
+              <w:jc w:val="center"/>
             </w:pPr>
             <w:r>
               <w:rPr>
@@ -10206,10 +10329,12 @@
               <w:bottom w:type="dxa" w:w="50"/>
               <w:right w:type="dxa" w:w="100"/>
             </w:tcMar>
-          </w:tcPr>
-          <w:p>
-            <w:pPr>
-              <w:spacing w:after="0" w:before="0" w:line="250"/>
+            <w:vAlign w:val="center"/>
+          </w:tcPr>
+          <w:p>
+            <w:pPr>
+              <w:spacing w:after="0" w:before="0" w:line="250"/>
+              <w:jc w:val="center"/>
             </w:pPr>
             <w:r>
               <w:rPr>
@@ -10234,10 +10359,12 @@
               <w:bottom w:type="dxa" w:w="50"/>
               <w:right w:type="dxa" w:w="100"/>
             </w:tcMar>
-          </w:tcPr>
-          <w:p>
-            <w:pPr>
-              <w:spacing w:after="0" w:before="0" w:line="250"/>
+            <w:vAlign w:val="center"/>
+          </w:tcPr>
+          <w:p>
+            <w:pPr>
+              <w:spacing w:after="0" w:before="0" w:line="250"/>
+              <w:jc w:val="center"/>
             </w:pPr>
             <w:r>
               <w:rPr>
@@ -10262,10 +10389,12 @@
               <w:bottom w:type="dxa" w:w="50"/>
               <w:right w:type="dxa" w:w="100"/>
             </w:tcMar>
-          </w:tcPr>
-          <w:p>
-            <w:pPr>
-              <w:spacing w:after="0" w:before="0" w:line="250"/>
+            <w:vAlign w:val="center"/>
+          </w:tcPr>
+          <w:p>
+            <w:pPr>
+              <w:spacing w:after="0" w:before="0" w:line="250"/>
+              <w:jc w:val="center"/>
             </w:pPr>
             <w:r>
               <w:rPr>
@@ -10290,10 +10419,12 @@
               <w:bottom w:type="dxa" w:w="50"/>
               <w:right w:type="dxa" w:w="100"/>
             </w:tcMar>
-          </w:tcPr>
-          <w:p>
-            <w:pPr>
-              <w:spacing w:after="0" w:before="0" w:line="250"/>
+            <w:vAlign w:val="center"/>
+          </w:tcPr>
+          <w:p>
+            <w:pPr>
+              <w:spacing w:after="0" w:before="0" w:line="250"/>
+              <w:jc w:val="center"/>
             </w:pPr>
             <w:r>
               <w:rPr>
@@ -10976,6 +11107,7 @@
         <w:shd w:fill="F1F5F8" w:color="auto" w:val="clear"/>
         <w:spacing w:after="40" w:before="20" w:line="280"/>
         <w:ind w:left="520" w:hanging="420"/>
+        <w:jc w:val="thaiDistribute"/>
       </w:pPr>
       <w:r>
         <w:rPr>
@@ -11050,10 +11182,12 @@
               <w:bottom w:type="dxa" w:w="50"/>
               <w:right w:type="dxa" w:w="100"/>
             </w:tcMar>
-          </w:tcPr>
-          <w:p>
-            <w:pPr>
-              <w:spacing w:after="0" w:before="0" w:line="250"/>
+            <w:vAlign w:val="center"/>
+          </w:tcPr>
+          <w:p>
+            <w:pPr>
+              <w:spacing w:after="0" w:before="0" w:line="250"/>
+              <w:jc w:val="center"/>
             </w:pPr>
             <w:r>
               <w:rPr>
@@ -11078,10 +11212,12 @@
               <w:bottom w:type="dxa" w:w="50"/>
               <w:right w:type="dxa" w:w="100"/>
             </w:tcMar>
-          </w:tcPr>
-          <w:p>
-            <w:pPr>
-              <w:spacing w:after="0" w:before="0" w:line="250"/>
+            <w:vAlign w:val="center"/>
+          </w:tcPr>
+          <w:p>
+            <w:pPr>
+              <w:spacing w:after="0" w:before="0" w:line="250"/>
+              <w:jc w:val="center"/>
             </w:pPr>
             <w:r>
               <w:rPr>
@@ -11253,6 +11389,7 @@
         <w:shd w:fill="F1F5F8" w:color="auto" w:val="clear"/>
         <w:spacing w:after="40" w:before="20" w:line="280"/>
         <w:ind w:left="520" w:hanging="420"/>
+        <w:jc w:val="thaiDistribute"/>
       </w:pPr>
       <w:r>
         <w:rPr>
@@ -11286,6 +11423,7 @@
         <w:shd w:fill="F1F5F8" w:color="auto" w:val="clear"/>
         <w:spacing w:after="40" w:before="20" w:line="280"/>
         <w:ind w:left="520" w:hanging="420"/>
+        <w:jc w:val="thaiDistribute"/>
       </w:pPr>
       <w:r>
         <w:rPr>
@@ -11368,10 +11506,12 @@
               <w:bottom w:type="dxa" w:w="50"/>
               <w:right w:type="dxa" w:w="100"/>
             </w:tcMar>
-          </w:tcPr>
-          <w:p>
-            <w:pPr>
-              <w:spacing w:after="0" w:before="0" w:line="250"/>
+            <w:vAlign w:val="center"/>
+          </w:tcPr>
+          <w:p>
+            <w:pPr>
+              <w:spacing w:after="0" w:before="0" w:line="250"/>
+              <w:jc w:val="center"/>
             </w:pPr>
             <w:r>
               <w:rPr>
@@ -11396,10 +11536,12 @@
               <w:bottom w:type="dxa" w:w="50"/>
               <w:right w:type="dxa" w:w="100"/>
             </w:tcMar>
-          </w:tcPr>
-          <w:p>
-            <w:pPr>
-              <w:spacing w:after="0" w:before="0" w:line="250"/>
+            <w:vAlign w:val="center"/>
+          </w:tcPr>
+          <w:p>
+            <w:pPr>
+              <w:spacing w:after="0" w:before="0" w:line="250"/>
+              <w:jc w:val="center"/>
             </w:pPr>
             <w:r>
               <w:rPr>
@@ -11728,6 +11870,7 @@
         <w:shd w:fill="F1F5F8" w:color="auto" w:val="clear"/>
         <w:spacing w:after="40" w:before="20" w:line="280"/>
         <w:ind w:left="520" w:hanging="420"/>
+        <w:jc w:val="thaiDistribute"/>
       </w:pPr>
       <w:r>
         <w:rPr>
@@ -11761,6 +11904,7 @@
         <w:shd w:fill="F1F5F8" w:color="auto" w:val="clear"/>
         <w:spacing w:after="40" w:before="20" w:line="280"/>
         <w:ind w:left="520" w:hanging="420"/>
+        <w:jc w:val="thaiDistribute"/>
       </w:pPr>
       <w:r>
         <w:rPr>
@@ -11843,10 +11987,12 @@
               <w:bottom w:type="dxa" w:w="50"/>
               <w:right w:type="dxa" w:w="100"/>
             </w:tcMar>
-          </w:tcPr>
-          <w:p>
-            <w:pPr>
-              <w:spacing w:after="0" w:before="0" w:line="250"/>
+            <w:vAlign w:val="center"/>
+          </w:tcPr>
+          <w:p>
+            <w:pPr>
+              <w:spacing w:after="0" w:before="0" w:line="250"/>
+              <w:jc w:val="center"/>
             </w:pPr>
             <w:r>
               <w:rPr>
@@ -11871,10 +12017,12 @@
               <w:bottom w:type="dxa" w:w="50"/>
               <w:right w:type="dxa" w:w="100"/>
             </w:tcMar>
-          </w:tcPr>
-          <w:p>
-            <w:pPr>
-              <w:spacing w:after="0" w:before="0" w:line="250"/>
+            <w:vAlign w:val="center"/>
+          </w:tcPr>
+          <w:p>
+            <w:pPr>
+              <w:spacing w:after="0" w:before="0" w:line="250"/>
+              <w:jc w:val="center"/>
             </w:pPr>
             <w:r>
               <w:rPr>
@@ -11961,6 +12109,7 @@
         <w:shd w:fill="FFF2E4" w:color="auto" w:val="clear"/>
         <w:spacing w:after="140" w:before="100" w:line="300"/>
         <w:ind w:left="120" w:right="120"/>
+        <w:jc w:val="thaiDistribute"/>
       </w:pPr>
       <w:r>
         <w:rPr>
@@ -12082,6 +12231,7 @@
         <w:shd w:fill="F1F5F8" w:color="auto" w:val="clear"/>
         <w:spacing w:after="40" w:before="20" w:line="280"/>
         <w:ind w:left="520" w:hanging="420"/>
+        <w:jc w:val="thaiDistribute"/>
       </w:pPr>
       <w:r>
         <w:rPr>
@@ -12264,10 +12414,12 @@
               <w:bottom w:type="dxa" w:w="50"/>
               <w:right w:type="dxa" w:w="100"/>
             </w:tcMar>
-          </w:tcPr>
-          <w:p>
-            <w:pPr>
-              <w:spacing w:after="0" w:before="0" w:line="250"/>
+            <w:vAlign w:val="center"/>
+          </w:tcPr>
+          <w:p>
+            <w:pPr>
+              <w:spacing w:after="0" w:before="0" w:line="250"/>
+              <w:jc w:val="center"/>
             </w:pPr>
             <w:r>
               <w:rPr>
@@ -12292,10 +12444,12 @@
               <w:bottom w:type="dxa" w:w="50"/>
               <w:right w:type="dxa" w:w="100"/>
             </w:tcMar>
-          </w:tcPr>
-          <w:p>
-            <w:pPr>
-              <w:spacing w:after="0" w:before="0" w:line="250"/>
+            <w:vAlign w:val="center"/>
+          </w:tcPr>
+          <w:p>
+            <w:pPr>
+              <w:spacing w:after="0" w:before="0" w:line="250"/>
+              <w:jc w:val="center"/>
             </w:pPr>
             <w:r>
               <w:rPr>
@@ -12320,10 +12474,12 @@
               <w:bottom w:type="dxa" w:w="50"/>
               <w:right w:type="dxa" w:w="100"/>
             </w:tcMar>
-          </w:tcPr>
-          <w:p>
-            <w:pPr>
-              <w:spacing w:after="0" w:before="0" w:line="250"/>
+            <w:vAlign w:val="center"/>
+          </w:tcPr>
+          <w:p>
+            <w:pPr>
+              <w:spacing w:after="0" w:before="0" w:line="250"/>
+              <w:jc w:val="center"/>
             </w:pPr>
             <w:r>
               <w:rPr>
@@ -12348,10 +12504,12 @@
               <w:bottom w:type="dxa" w:w="50"/>
               <w:right w:type="dxa" w:w="100"/>
             </w:tcMar>
-          </w:tcPr>
-          <w:p>
-            <w:pPr>
-              <w:spacing w:after="0" w:before="0" w:line="250"/>
+            <w:vAlign w:val="center"/>
+          </w:tcPr>
+          <w:p>
+            <w:pPr>
+              <w:spacing w:after="0" w:before="0" w:line="250"/>
+              <w:jc w:val="center"/>
             </w:pPr>
             <w:r>
               <w:rPr>
@@ -13048,6 +13206,7 @@
         <w:shd w:fill="F1F5F8" w:color="auto" w:val="clear"/>
         <w:spacing w:after="40" w:before="20" w:line="280"/>
         <w:ind w:left="520" w:hanging="420"/>
+        <w:jc w:val="thaiDistribute"/>
       </w:pPr>
       <w:r>
         <w:rPr>
@@ -13081,6 +13240,7 @@
         <w:shd w:fill="F1F5F8" w:color="auto" w:val="clear"/>
         <w:spacing w:after="40" w:before="20" w:line="280"/>
         <w:ind w:left="520" w:hanging="420"/>
+        <w:jc w:val="thaiDistribute"/>
       </w:pPr>
       <w:r>
         <w:rPr>
@@ -13221,6 +13381,7 @@
         <w:shd w:fill="F1F5F8" w:color="auto" w:val="clear"/>
         <w:spacing w:after="40" w:before="20" w:line="280"/>
         <w:ind w:left="520" w:hanging="420"/>
+        <w:jc w:val="thaiDistribute"/>
       </w:pPr>
       <w:r>
         <w:rPr>
@@ -13389,6 +13550,7 @@
         <w:shd w:fill="F1F5F8" w:color="auto" w:val="clear"/>
         <w:spacing w:after="40" w:before="20" w:line="280"/>
         <w:ind w:left="520" w:hanging="420"/>
+        <w:jc w:val="thaiDistribute"/>
       </w:pPr>
       <w:r>
         <w:rPr>
@@ -13422,6 +13584,7 @@
         <w:shd w:fill="F1F5F8" w:color="auto" w:val="clear"/>
         <w:spacing w:after="40" w:before="20" w:line="280"/>
         <w:ind w:left="520" w:hanging="420"/>
+        <w:jc w:val="thaiDistribute"/>
       </w:pPr>
       <w:r>
         <w:rPr>
@@ -13455,6 +13618,7 @@
         <w:shd w:fill="F1F5F8" w:color="auto" w:val="clear"/>
         <w:spacing w:after="40" w:before="20" w:line="280"/>
         <w:ind w:left="520" w:hanging="420"/>
+        <w:jc w:val="thaiDistribute"/>
       </w:pPr>
       <w:r>
         <w:rPr>
@@ -13631,6 +13795,7 @@
         <w:shd w:fill="F1F5F8" w:color="auto" w:val="clear"/>
         <w:spacing w:after="40" w:before="20" w:line="280"/>
         <w:ind w:left="520" w:hanging="420"/>
+        <w:jc w:val="thaiDistribute"/>
       </w:pPr>
       <w:r>
         <w:rPr>
@@ -13682,6 +13847,7 @@
         <w:shd w:fill="F1F5F8" w:color="auto" w:val="clear"/>
         <w:spacing w:after="40" w:before="20" w:line="280"/>
         <w:ind w:left="520" w:hanging="420"/>
+        <w:jc w:val="thaiDistribute"/>
       </w:pPr>
       <w:r>
         <w:rPr>
@@ -13764,10 +13930,12 @@
               <w:bottom w:type="dxa" w:w="50"/>
               <w:right w:type="dxa" w:w="100"/>
             </w:tcMar>
-          </w:tcPr>
-          <w:p>
-            <w:pPr>
-              <w:spacing w:after="0" w:before="0" w:line="250"/>
+            <w:vAlign w:val="center"/>
+          </w:tcPr>
+          <w:p>
+            <w:pPr>
+              <w:spacing w:after="0" w:before="0" w:line="250"/>
+              <w:jc w:val="center"/>
             </w:pPr>
             <w:r>
               <w:rPr>
@@ -13792,10 +13960,12 @@
               <w:bottom w:type="dxa" w:w="50"/>
               <w:right w:type="dxa" w:w="100"/>
             </w:tcMar>
-          </w:tcPr>
-          <w:p>
-            <w:pPr>
-              <w:spacing w:after="0" w:before="0" w:line="250"/>
+            <w:vAlign w:val="center"/>
+          </w:tcPr>
+          <w:p>
+            <w:pPr>
+              <w:spacing w:after="0" w:before="0" w:line="250"/>
+              <w:jc w:val="center"/>
             </w:pPr>
             <w:r>
               <w:rPr>
@@ -14057,6 +14227,7 @@
           <w:numId w:val="3"/>
         </w:numPr>
         <w:spacing w:after="50" w:before="30" w:line="290"/>
+        <w:jc w:val="thaiDistribute"/>
       </w:pPr>
       <w:r>
         <w:rPr>
@@ -14093,6 +14264,7 @@
           <w:numId w:val="3"/>
         </w:numPr>
         <w:spacing w:after="50" w:before="30" w:line="290"/>
+        <w:jc w:val="thaiDistribute"/>
       </w:pPr>
       <w:r>
         <w:rPr>
@@ -14158,10 +14330,12 @@
               <w:bottom w:type="dxa" w:w="50"/>
               <w:right w:type="dxa" w:w="100"/>
             </w:tcMar>
-          </w:tcPr>
-          <w:p>
-            <w:pPr>
-              <w:spacing w:after="0" w:before="0" w:line="250"/>
+            <w:vAlign w:val="center"/>
+          </w:tcPr>
+          <w:p>
+            <w:pPr>
+              <w:spacing w:after="0" w:before="0" w:line="250"/>
+              <w:jc w:val="center"/>
             </w:pPr>
             <w:r>
               <w:rPr>
@@ -14186,10 +14360,12 @@
               <w:bottom w:type="dxa" w:w="50"/>
               <w:right w:type="dxa" w:w="100"/>
             </w:tcMar>
-          </w:tcPr>
-          <w:p>
-            <w:pPr>
-              <w:spacing w:after="0" w:before="0" w:line="250"/>
+            <w:vAlign w:val="center"/>
+          </w:tcPr>
+          <w:p>
+            <w:pPr>
+              <w:spacing w:after="0" w:before="0" w:line="250"/>
+              <w:jc w:val="center"/>
             </w:pPr>
             <w:r>
               <w:rPr>
@@ -14766,11 +14942,11 @@
         </w:tblBorders>
       </w:tblPr>
       <w:tblGrid>
-        <w:gridCol w:w="1507"/>
-        <w:gridCol w:w="2126"/>
-        <w:gridCol w:w="1713"/>
-        <w:gridCol w:w="1851"/>
-        <w:gridCol w:w="1873"/>
+        <w:gridCol w:w="1550"/>
+        <w:gridCol w:w="2150"/>
+        <w:gridCol w:w="1700"/>
+        <w:gridCol w:w="1650"/>
+        <w:gridCol w:w="2020"/>
       </w:tblGrid>
       <w:tr>
         <w:trPr>
@@ -14779,7 +14955,7 @@
         </w:trPr>
         <w:tc>
           <w:tcPr>
-            <w:tcW w:type="dxa" w:w="1507"/>
+            <w:tcW w:type="dxa" w:w="1550"/>
             <w:shd w:fill="0F3057" w:color="auto" w:val="clear"/>
             <w:tcMar>
               <w:top w:type="dxa" w:w="50"/>
@@ -14787,10 +14963,12 @@
               <w:bottom w:type="dxa" w:w="50"/>
               <w:right w:type="dxa" w:w="100"/>
             </w:tcMar>
-          </w:tcPr>
-          <w:p>
-            <w:pPr>
-              <w:spacing w:after="0" w:before="0" w:line="250"/>
+            <w:vAlign w:val="center"/>
+          </w:tcPr>
+          <w:p>
+            <w:pPr>
+              <w:spacing w:after="0" w:before="0" w:line="250"/>
+              <w:jc w:val="center"/>
             </w:pPr>
             <w:r>
               <w:rPr>
@@ -14807,7 +14985,7 @@
         </w:tc>
         <w:tc>
           <w:tcPr>
-            <w:tcW w:type="dxa" w:w="2126"/>
+            <w:tcW w:type="dxa" w:w="2150"/>
             <w:shd w:fill="0F3057" w:color="auto" w:val="clear"/>
             <w:tcMar>
               <w:top w:type="dxa" w:w="50"/>
@@ -14815,10 +14993,12 @@
               <w:bottom w:type="dxa" w:w="50"/>
               <w:right w:type="dxa" w:w="100"/>
             </w:tcMar>
-          </w:tcPr>
-          <w:p>
-            <w:pPr>
-              <w:spacing w:after="0" w:before="0" w:line="250"/>
+            <w:vAlign w:val="center"/>
+          </w:tcPr>
+          <w:p>
+            <w:pPr>
+              <w:spacing w:after="0" w:before="0" w:line="250"/>
+              <w:jc w:val="center"/>
             </w:pPr>
             <w:r>
               <w:rPr>
@@ -14835,7 +15015,7 @@
         </w:tc>
         <w:tc>
           <w:tcPr>
-            <w:tcW w:type="dxa" w:w="1713"/>
+            <w:tcW w:type="dxa" w:w="1700"/>
             <w:shd w:fill="0F3057" w:color="auto" w:val="clear"/>
             <w:tcMar>
               <w:top w:type="dxa" w:w="50"/>
@@ -14843,10 +15023,12 @@
               <w:bottom w:type="dxa" w:w="50"/>
               <w:right w:type="dxa" w:w="100"/>
             </w:tcMar>
-          </w:tcPr>
-          <w:p>
-            <w:pPr>
-              <w:spacing w:after="0" w:before="0" w:line="250"/>
+            <w:vAlign w:val="center"/>
+          </w:tcPr>
+          <w:p>
+            <w:pPr>
+              <w:spacing w:after="0" w:before="0" w:line="250"/>
+              <w:jc w:val="center"/>
             </w:pPr>
             <w:r>
               <w:rPr>
@@ -14863,7 +15045,7 @@
         </w:tc>
         <w:tc>
           <w:tcPr>
-            <w:tcW w:type="dxa" w:w="1851"/>
+            <w:tcW w:type="dxa" w:w="1650"/>
             <w:shd w:fill="0F3057" w:color="auto" w:val="clear"/>
             <w:tcMar>
               <w:top w:type="dxa" w:w="50"/>
@@ -14871,10 +15053,12 @@
               <w:bottom w:type="dxa" w:w="50"/>
               <w:right w:type="dxa" w:w="100"/>
             </w:tcMar>
-          </w:tcPr>
-          <w:p>
-            <w:pPr>
-              <w:spacing w:after="0" w:before="0" w:line="250"/>
+            <w:vAlign w:val="center"/>
+          </w:tcPr>
+          <w:p>
+            <w:pPr>
+              <w:spacing w:after="0" w:before="0" w:line="250"/>
+              <w:jc w:val="center"/>
             </w:pPr>
             <w:r>
               <w:rPr>
@@ -14891,7 +15075,7 @@
         </w:tc>
         <w:tc>
           <w:tcPr>
-            <w:tcW w:type="dxa" w:w="1873"/>
+            <w:tcW w:type="dxa" w:w="2020"/>
             <w:shd w:fill="0F3057" w:color="auto" w:val="clear"/>
             <w:tcMar>
               <w:top w:type="dxa" w:w="50"/>
@@ -14899,10 +15083,12 @@
               <w:bottom w:type="dxa" w:w="50"/>
               <w:right w:type="dxa" w:w="100"/>
             </w:tcMar>
-          </w:tcPr>
-          <w:p>
-            <w:pPr>
-              <w:spacing w:after="0" w:before="0" w:line="250"/>
+            <w:vAlign w:val="center"/>
+          </w:tcPr>
+          <w:p>
+            <w:pPr>
+              <w:spacing w:after="0" w:before="0" w:line="250"/>
+              <w:jc w:val="center"/>
             </w:pPr>
             <w:r>
               <w:rPr>
@@ -14925,7 +15111,7 @@
         </w:trPr>
         <w:tc>
           <w:tcPr>
-            <w:tcW w:type="dxa" w:w="1507"/>
+            <w:tcW w:type="dxa" w:w="1550"/>
             <w:tcMar>
               <w:top w:type="dxa" w:w="50"/>
               <w:left w:type="dxa" w:w="100"/>
@@ -14961,7 +15147,7 @@
         </w:tc>
         <w:tc>
           <w:tcPr>
-            <w:tcW w:type="dxa" w:w="2126"/>
+            <w:tcW w:type="dxa" w:w="2150"/>
             <w:tcMar>
               <w:top w:type="dxa" w:w="50"/>
               <w:left w:type="dxa" w:w="100"/>
@@ -14985,7 +15171,7 @@
         </w:tc>
         <w:tc>
           <w:tcPr>
-            <w:tcW w:type="dxa" w:w="1713"/>
+            <w:tcW w:type="dxa" w:w="1700"/>
             <w:tcMar>
               <w:top w:type="dxa" w:w="50"/>
               <w:left w:type="dxa" w:w="100"/>
@@ -15009,7 +15195,7 @@
         </w:tc>
         <w:tc>
           <w:tcPr>
-            <w:tcW w:type="dxa" w:w="1851"/>
+            <w:tcW w:type="dxa" w:w="1650"/>
             <w:tcMar>
               <w:top w:type="dxa" w:w="50"/>
               <w:left w:type="dxa" w:w="100"/>
@@ -15033,7 +15219,7 @@
         </w:tc>
         <w:tc>
           <w:tcPr>
-            <w:tcW w:type="dxa" w:w="1873"/>
+            <w:tcW w:type="dxa" w:w="2020"/>
             <w:tcMar>
               <w:top w:type="dxa" w:w="50"/>
               <w:left w:type="dxa" w:w="100"/>
@@ -15063,7 +15249,7 @@
         </w:trPr>
         <w:tc>
           <w:tcPr>
-            <w:tcW w:type="dxa" w:w="1507"/>
+            <w:tcW w:type="dxa" w:w="1550"/>
             <w:shd w:fill="F8FAFC" w:color="auto" w:val="clear"/>
             <w:tcMar>
               <w:top w:type="dxa" w:w="50"/>
@@ -15100,7 +15286,7 @@
         </w:tc>
         <w:tc>
           <w:tcPr>
-            <w:tcW w:type="dxa" w:w="2126"/>
+            <w:tcW w:type="dxa" w:w="2150"/>
             <w:shd w:fill="F8FAFC" w:color="auto" w:val="clear"/>
             <w:tcMar>
               <w:top w:type="dxa" w:w="50"/>
@@ -15125,7 +15311,7 @@
         </w:tc>
         <w:tc>
           <w:tcPr>
-            <w:tcW w:type="dxa" w:w="1713"/>
+            <w:tcW w:type="dxa" w:w="1700"/>
             <w:shd w:fill="F8FAFC" w:color="auto" w:val="clear"/>
             <w:tcMar>
               <w:top w:type="dxa" w:w="50"/>
@@ -15150,7 +15336,7 @@
         </w:tc>
         <w:tc>
           <w:tcPr>
-            <w:tcW w:type="dxa" w:w="1851"/>
+            <w:tcW w:type="dxa" w:w="1650"/>
             <w:shd w:fill="F8FAFC" w:color="auto" w:val="clear"/>
             <w:tcMar>
               <w:top w:type="dxa" w:w="50"/>
@@ -15175,7 +15361,7 @@
         </w:tc>
         <w:tc>
           <w:tcPr>
-            <w:tcW w:type="dxa" w:w="1873"/>
+            <w:tcW w:type="dxa" w:w="2020"/>
             <w:shd w:fill="F8FAFC" w:color="auto" w:val="clear"/>
             <w:tcMar>
               <w:top w:type="dxa" w:w="50"/>
@@ -15206,7 +15392,7 @@
         </w:trPr>
         <w:tc>
           <w:tcPr>
-            <w:tcW w:type="dxa" w:w="1507"/>
+            <w:tcW w:type="dxa" w:w="1550"/>
             <w:tcMar>
               <w:top w:type="dxa" w:w="50"/>
               <w:left w:type="dxa" w:w="100"/>
@@ -15242,7 +15428,7 @@
         </w:tc>
         <w:tc>
           <w:tcPr>
-            <w:tcW w:type="dxa" w:w="2126"/>
+            <w:tcW w:type="dxa" w:w="2150"/>
             <w:tcMar>
               <w:top w:type="dxa" w:w="50"/>
               <w:left w:type="dxa" w:w="100"/>
@@ -15266,7 +15452,7 @@
         </w:tc>
         <w:tc>
           <w:tcPr>
-            <w:tcW w:type="dxa" w:w="1713"/>
+            <w:tcW w:type="dxa" w:w="1700"/>
             <w:tcMar>
               <w:top w:type="dxa" w:w="50"/>
               <w:left w:type="dxa" w:w="100"/>
@@ -15290,7 +15476,7 @@
         </w:tc>
         <w:tc>
           <w:tcPr>
-            <w:tcW w:type="dxa" w:w="1851"/>
+            <w:tcW w:type="dxa" w:w="1650"/>
             <w:tcMar>
               <w:top w:type="dxa" w:w="50"/>
               <w:left w:type="dxa" w:w="100"/>
@@ -15314,7 +15500,7 @@
         </w:tc>
         <w:tc>
           <w:tcPr>
-            <w:tcW w:type="dxa" w:w="1873"/>
+            <w:tcW w:type="dxa" w:w="2020"/>
             <w:tcMar>
               <w:top w:type="dxa" w:w="50"/>
               <w:left w:type="dxa" w:w="100"/>
@@ -15344,7 +15530,7 @@
         </w:trPr>
         <w:tc>
           <w:tcPr>
-            <w:tcW w:type="dxa" w:w="1507"/>
+            <w:tcW w:type="dxa" w:w="1550"/>
             <w:shd w:fill="F8FAFC" w:color="auto" w:val="clear"/>
             <w:tcMar>
               <w:top w:type="dxa" w:w="50"/>
@@ -15381,7 +15567,7 @@
         </w:tc>
         <w:tc>
           <w:tcPr>
-            <w:tcW w:type="dxa" w:w="2126"/>
+            <w:tcW w:type="dxa" w:w="2150"/>
             <w:shd w:fill="F8FAFC" w:color="auto" w:val="clear"/>
             <w:tcMar>
               <w:top w:type="dxa" w:w="50"/>
@@ -15406,7 +15592,7 @@
         </w:tc>
         <w:tc>
           <w:tcPr>
-            <w:tcW w:type="dxa" w:w="1713"/>
+            <w:tcW w:type="dxa" w:w="1700"/>
             <w:shd w:fill="F8FAFC" w:color="auto" w:val="clear"/>
             <w:tcMar>
               <w:top w:type="dxa" w:w="50"/>
@@ -15431,7 +15617,7 @@
         </w:tc>
         <w:tc>
           <w:tcPr>
-            <w:tcW w:type="dxa" w:w="1851"/>
+            <w:tcW w:type="dxa" w:w="1650"/>
             <w:shd w:fill="F8FAFC" w:color="auto" w:val="clear"/>
             <w:tcMar>
               <w:top w:type="dxa" w:w="50"/>
@@ -15456,7 +15642,7 @@
         </w:tc>
         <w:tc>
           <w:tcPr>
-            <w:tcW w:type="dxa" w:w="1873"/>
+            <w:tcW w:type="dxa" w:w="2020"/>
             <w:shd w:fill="F8FAFC" w:color="auto" w:val="clear"/>
             <w:tcMar>
               <w:top w:type="dxa" w:w="50"/>
@@ -15487,7 +15673,7 @@
         </w:trPr>
         <w:tc>
           <w:tcPr>
-            <w:tcW w:type="dxa" w:w="1507"/>
+            <w:tcW w:type="dxa" w:w="1550"/>
             <w:tcMar>
               <w:top w:type="dxa" w:w="50"/>
               <w:left w:type="dxa" w:w="100"/>
@@ -15523,7 +15709,7 @@
         </w:tc>
         <w:tc>
           <w:tcPr>
-            <w:tcW w:type="dxa" w:w="2126"/>
+            <w:tcW w:type="dxa" w:w="2150"/>
             <w:tcMar>
               <w:top w:type="dxa" w:w="50"/>
               <w:left w:type="dxa" w:w="100"/>
@@ -15547,7 +15733,7 @@
         </w:tc>
         <w:tc>
           <w:tcPr>
-            <w:tcW w:type="dxa" w:w="1713"/>
+            <w:tcW w:type="dxa" w:w="1700"/>
             <w:tcMar>
               <w:top w:type="dxa" w:w="50"/>
               <w:left w:type="dxa" w:w="100"/>
@@ -15571,7 +15757,7 @@
         </w:tc>
         <w:tc>
           <w:tcPr>
-            <w:tcW w:type="dxa" w:w="1851"/>
+            <w:tcW w:type="dxa" w:w="1650"/>
             <w:tcMar>
               <w:top w:type="dxa" w:w="50"/>
               <w:left w:type="dxa" w:w="100"/>
@@ -15595,7 +15781,7 @@
         </w:tc>
         <w:tc>
           <w:tcPr>
-            <w:tcW w:type="dxa" w:w="1873"/>
+            <w:tcW w:type="dxa" w:w="2020"/>
             <w:tcMar>
               <w:top w:type="dxa" w:w="50"/>
               <w:left w:type="dxa" w:w="100"/>
@@ -15713,10 +15899,12 @@
               <w:bottom w:type="dxa" w:w="50"/>
               <w:right w:type="dxa" w:w="100"/>
             </w:tcMar>
-          </w:tcPr>
-          <w:p>
-            <w:pPr>
-              <w:spacing w:after="0" w:before="0" w:line="250"/>
+            <w:vAlign w:val="center"/>
+          </w:tcPr>
+          <w:p>
+            <w:pPr>
+              <w:spacing w:after="0" w:before="0" w:line="250"/>
+              <w:jc w:val="center"/>
             </w:pPr>
             <w:r>
               <w:rPr>
@@ -15741,10 +15929,12 @@
               <w:bottom w:type="dxa" w:w="50"/>
               <w:right w:type="dxa" w:w="100"/>
             </w:tcMar>
-          </w:tcPr>
-          <w:p>
-            <w:pPr>
-              <w:spacing w:after="0" w:before="0" w:line="250"/>
+            <w:vAlign w:val="center"/>
+          </w:tcPr>
+          <w:p>
+            <w:pPr>
+              <w:spacing w:after="0" w:before="0" w:line="250"/>
+              <w:jc w:val="center"/>
             </w:pPr>
             <w:r>
               <w:rPr>
@@ -15974,6 +16164,7 @@
     <w:p>
       <w:pPr>
         <w:spacing w:after="60" w:before="0" w:line="290"/>
+        <w:jc w:val="thaiDistribute"/>
       </w:pPr>
       <w:r>
         <w:rPr>
@@ -16004,6 +16195,7 @@
     <w:p>
       <w:pPr>
         <w:spacing w:after="60" w:before="0" w:line="290"/>
+        <w:jc w:val="thaiDistribute"/>
       </w:pPr>
       <w:r>
         <w:rPr>
@@ -16034,6 +16226,7 @@
     <w:p>
       <w:pPr>
         <w:spacing w:after="60" w:before="0" w:line="290"/>
+        <w:jc w:val="thaiDistribute"/>
       </w:pPr>
       <w:r>
         <w:rPr>
@@ -16064,6 +16257,7 @@
     <w:p>
       <w:pPr>
         <w:spacing w:after="60" w:before="0" w:line="290"/>
+        <w:jc w:val="thaiDistribute"/>
       </w:pPr>
       <w:r>
         <w:rPr>
@@ -16094,6 +16288,7 @@
     <w:p>
       <w:pPr>
         <w:spacing w:after="60" w:before="0" w:line="290"/>
+        <w:jc w:val="thaiDistribute"/>
       </w:pPr>
       <w:r>
         <w:rPr>
@@ -16124,6 +16319,7 @@
     <w:p>
       <w:pPr>
         <w:spacing w:after="60" w:before="0" w:line="290"/>
+        <w:jc w:val="thaiDistribute"/>
       </w:pPr>
       <w:r>
         <w:rPr>
@@ -16188,6 +16384,7 @@
     <w:p>
       <w:pPr>
         <w:spacing w:after="60" w:before="0" w:line="290"/>
+        <w:jc w:val="thaiDistribute"/>
       </w:pPr>
       <w:r>
         <w:rPr>
@@ -16210,6 +16407,28 @@
           <w:szCs w:val="32"/>
         </w:rPr>
         <w:t xml:space="preserve">หมายเหตุ: ชื่อบุคคล อีเมล และข้อมูลเหตุการณ์ในภาพและตัวอย่างทั้งหมดเป็นข้อมูลสมมติเพื่อประกอบคู่มือ</w:t>
+      </w:r>
+    </w:p>
+    <w:p>
+      <w:pPr>
+        <w:spacing w:after="100" w:before="60" w:line="300"/>
+        <w:jc w:val="thaiDistribute"/>
+      </w:pPr>
+      <w:r>
+        <w:rPr>
+          <w:rFonts w:ascii="TH SarabunPSK" w:cs="TH SarabunPSK" w:eastAsia="TH SarabunPSK" w:hAnsi="TH SarabunPSK"/>
+          <w:sz w:val="32"/>
+          <w:szCs w:val="32"/>
+        </w:rPr>
+        <w:t xml:space="preserve">/* กระจายคำภาษาไทยให้เต็มบรรทัด (เทียบเท่า Thai Distributed ใน Word) เบราว์เซอร์ justify ได้เฉพาะช่องว่าง จึงตัดคำด้วย Intl.Segmenter แล้วเกลี่ยระยะระหว่างตัวอักษรทีละบรรทัด ¶ ในข้อความ = ขึ้นบรรทัดใหม่ตามที่กำหนด (บรรทัดก่อนหน้ายังกระจายเต็มบรรทัด) */ function thaiDistribute(sel){ const seg=new Intl.Segmenter('th',{granularity:'word'}), gs=new Intl.Segmenter('th',{granularity:'grapheme'}); document.querySelectorAll(sel).forEach(el=&gt;{ if(el.closest('table,.cap,h1,h2,h3'))return; const texts=[];const w=document.createTreeWalker(el,NodeFilter.SHOW_TEXT); while(w.nextNode()){const n=w.currentNode;if(n.parentElement.closest('code,.lv,i.n'))continue;texts.push(n);} texts.forEach(n=&gt;{ const f=document.createDocumentFragment(); n.nodeValue.split('¶').forEach((part,k)=&gt;{ if(k)f.appendChild(document.createElement('br')); [...seg.segment(part)].forEach(x=&gt;{const s=document.createElement('span');s.className='w';s.textContent=x.segment;f.appendChild(s);}); }); n.parentNode.replaceChild(f,n); }); const cs=getComputedStyle(el), box=el.getBoundingClientRect(); const right=box.right-parseFloat(cs.paddingRight)-parseFloat(cs.borderRightWidth); const atoms=[...el.querySelectorAll('span.w,code,.lv')].filter(x=&gt;!(x.matches('span.w')&amp;&amp;x.parentElement.closest('code,.lv'))); const lines=[]; atoms.forEach(x=&gt;{const r=x.getBoundingClientRect();if(!r.width)return;const c=(r.top+r.bottom)/2; let L=lines[lines.length-1];if(!L||Math.abs(L.c-c)&gt;8){L={c,a:[]};lines.push(L);}L.a.push({x,r});}); lines.slice(0,-1).forEach(L=&gt;{ let items=L.a.slice();while(items.length&amp;&amp;items[items.length-1].x.matches('span.w')&amp;&amp;!items[items.length-1].x.textContent.trim())items.pop(); if(!items.length)return; const maxR=Math.max(...items.map(o=&gt;o.r.right)), gap=right-maxR-0.8; const words=items.filter(o=&gt;o.x.matches('span.w')).map(o=&gt;o.x); const cnt=words.reduce((n,x)=&gt;n+[...gs.segment(x.textContent)].length,0); if(gap&lt;=0||cnt&lt;2||gap&gt;(right-box.left)*0.45)return; const ls=gap/cnt; words.forEach(x=&gt;{x.style.letterSpacing=ls+'px';}); }); }); } </w:t>
+      </w:r>
+      <w:r>
+        <w:rPr>
+          <w:rFonts w:ascii="TH SarabunPSK" w:cs="TH SarabunPSK" w:eastAsia="TH SarabunPSK" w:hAnsi="TH SarabunPSK"/>
+          <w:sz w:val="32"/>
+          <w:szCs w:val="32"/>
+        </w:rPr>
+        <w:t xml:space="preserve">document.fonts.ready.then(()=&gt;{thaiDistribute('body &gt; p, li, .note, .tip, .keys div &gt; span, .qa p');window.__justified=true;});</w:t>
       </w:r>
     </w:p>
     <w:sectPr>
